--- a/EXP_14 NVN.docx
+++ b/EXP_14 NVN.docx
@@ -30,6 +30,37 @@
     <w:p>
       <w:pPr>
         <w:pStyle w:val="NoSpacing"/>
+        <w:numPr>
+          <w:ilvl w:val="0"/>
+          <w:numId w:val="2"/>
+        </w:numPr>
+        <w:rPr>
+          <w:b/>
+          <w:sz w:val="32"/>
+          <w:u w:val="single"/>
+          <w:lang w:val="en-US"/>
+        </w:rPr>
+      </w:pPr>
+      <w:r>
+        <w:rPr>
+          <w:b/>
+          <w:sz w:val="32"/>
+          <w:u w:val="single"/>
+          <w:lang w:val="en-US"/>
+        </w:rPr>
+        <w:t>FUNCTION</w:t>
+      </w:r>
+    </w:p>
+    <w:p>
+      <w:pPr>
+        <w:pStyle w:val="NoSpacing"/>
+      </w:pPr>
+    </w:p>
+    <w:p>
+      <w:pPr>
+        <w:pStyle w:val="NoSpacing"/>
+        <w:ind w:left="720"/>
+        <w:jc w:val="both"/>
       </w:pPr>
       <w:r>
         <w:t>set serveroutput on;</w:t>
@@ -38,6 +69,8 @@
     <w:p>
       <w:pPr>
         <w:pStyle w:val="NoSpacing"/>
+        <w:ind w:left="720"/>
+        <w:jc w:val="both"/>
       </w:pPr>
       <w:r>
         <w:t>show serveroutput;</w:t>
@@ -46,6 +79,8 @@
     <w:p>
       <w:pPr>
         <w:pStyle w:val="NoSpacing"/>
+        <w:ind w:left="720"/>
+        <w:jc w:val="both"/>
       </w:pPr>
       <w:r>
         <w:t xml:space="preserve">create or replace function </w:t>
@@ -62,6 +97,8 @@
     <w:p>
       <w:pPr>
         <w:pStyle w:val="NoSpacing"/>
+        <w:ind w:left="720"/>
+        <w:jc w:val="both"/>
       </w:pPr>
       <w:r>
         <w:t>return int as fact INT;</w:t>
@@ -70,6 +107,8 @@
     <w:p>
       <w:pPr>
         <w:pStyle w:val="NoSpacing"/>
+        <w:ind w:left="720"/>
+        <w:jc w:val="both"/>
       </w:pPr>
       <w:r>
         <w:t>begin</w:t>
@@ -78,6 +117,8 @@
     <w:p>
       <w:pPr>
         <w:pStyle w:val="NoSpacing"/>
+        <w:ind w:left="720"/>
+        <w:jc w:val="both"/>
       </w:pPr>
       <w:proofErr w:type="gramStart"/>
       <w:r>
@@ -91,6 +132,8 @@
     <w:p>
       <w:pPr>
         <w:pStyle w:val="NoSpacing"/>
+        <w:ind w:left="720"/>
+        <w:jc w:val="both"/>
       </w:pPr>
       <w:r>
         <w:t xml:space="preserve">for i IN </w:t>
@@ -107,6 +150,8 @@
     <w:p>
       <w:pPr>
         <w:pStyle w:val="NoSpacing"/>
+        <w:ind w:left="720"/>
+        <w:jc w:val="both"/>
       </w:pPr>
       <w:proofErr w:type="gramStart"/>
       <w:r>
@@ -120,6 +165,8 @@
     <w:p>
       <w:pPr>
         <w:pStyle w:val="NoSpacing"/>
+        <w:ind w:left="720"/>
+        <w:jc w:val="both"/>
       </w:pPr>
       <w:r>
         <w:t>end loop;</w:t>
@@ -128,6 +175,8 @@
     <w:p>
       <w:pPr>
         <w:pStyle w:val="NoSpacing"/>
+        <w:ind w:left="720"/>
+        <w:jc w:val="both"/>
       </w:pPr>
       <w:r>
         <w:t>return fact;</w:t>
@@ -136,6 +185,8 @@
     <w:p>
       <w:pPr>
         <w:pStyle w:val="NoSpacing"/>
+        <w:ind w:left="720"/>
+        <w:jc w:val="both"/>
       </w:pPr>
       <w:r>
         <w:t>end;</w:t>
@@ -144,6 +195,8 @@
     <w:p>
       <w:pPr>
         <w:pStyle w:val="NoSpacing"/>
+        <w:ind w:left="720"/>
+        <w:jc w:val="both"/>
       </w:pPr>
       <w:r>
         <w:t>/</w:t>
@@ -152,11 +205,15 @@
     <w:p>
       <w:pPr>
         <w:pStyle w:val="NoSpacing"/>
-      </w:pPr>
-    </w:p>
-    <w:p>
-      <w:pPr>
-        <w:pStyle w:val="NoSpacing"/>
+        <w:ind w:left="720"/>
+        <w:jc w:val="both"/>
+      </w:pPr>
+    </w:p>
+    <w:p>
+      <w:pPr>
+        <w:pStyle w:val="NoSpacing"/>
+        <w:ind w:left="720"/>
+        <w:jc w:val="both"/>
       </w:pPr>
       <w:r>
         <w:rPr>
@@ -178,7 +235,7 @@
                     <pic:cNvPicPr/>
                   </pic:nvPicPr>
                   <pic:blipFill>
-                    <a:blip r:embed="rId4">
+                    <a:blip r:embed="rId5">
                       <a:extLst>
                         <a:ext uri="{28A0092B-C50C-407E-A947-70E740481C1C}">
                           <a14:useLocalDpi xmlns:a14="http://schemas.microsoft.com/office/drawing/2010/main" val="0"/>
@@ -208,11 +265,15 @@
     <w:p>
       <w:pPr>
         <w:pStyle w:val="NoSpacing"/>
-      </w:pPr>
-    </w:p>
-    <w:p>
-      <w:pPr>
-        <w:pStyle w:val="NoSpacing"/>
+        <w:ind w:left="720"/>
+        <w:jc w:val="both"/>
+      </w:pPr>
+    </w:p>
+    <w:p>
+      <w:pPr>
+        <w:pStyle w:val="NoSpacing"/>
+        <w:ind w:left="720"/>
+        <w:jc w:val="both"/>
       </w:pPr>
       <w:r>
         <w:t>DECLARE</w:t>
@@ -221,6 +282,8 @@
     <w:p>
       <w:pPr>
         <w:pStyle w:val="NoSpacing"/>
+        <w:ind w:left="720"/>
+        <w:jc w:val="both"/>
       </w:pPr>
       <w:r>
         <w:t>c integer;</w:t>
@@ -229,6 +292,8 @@
     <w:p>
       <w:pPr>
         <w:pStyle w:val="NoSpacing"/>
+        <w:ind w:left="720"/>
+        <w:jc w:val="both"/>
       </w:pPr>
       <w:r>
         <w:t>result integer;</w:t>
@@ -237,6 +302,8 @@
     <w:p>
       <w:pPr>
         <w:pStyle w:val="NoSpacing"/>
+        <w:ind w:left="720"/>
+        <w:jc w:val="both"/>
       </w:pPr>
       <w:r>
         <w:t>begin</w:t>
@@ -245,6 +312,8 @@
     <w:p>
       <w:pPr>
         <w:pStyle w:val="NoSpacing"/>
+        <w:ind w:left="720"/>
+        <w:jc w:val="both"/>
       </w:pPr>
       <w:proofErr w:type="gramStart"/>
       <w:r>
@@ -258,6 +327,8 @@
     <w:p>
       <w:pPr>
         <w:pStyle w:val="NoSpacing"/>
+        <w:ind w:left="720"/>
+        <w:jc w:val="both"/>
       </w:pPr>
       <w:proofErr w:type="gramStart"/>
       <w:r>
@@ -271,6 +342,8 @@
     <w:p>
       <w:pPr>
         <w:pStyle w:val="NoSpacing"/>
+        <w:ind w:left="720"/>
+        <w:jc w:val="both"/>
       </w:pPr>
       <w:r>
         <w:t>dbms_output.put_</w:t>
@@ -293,6 +366,8 @@
     <w:p>
       <w:pPr>
         <w:pStyle w:val="NoSpacing"/>
+        <w:ind w:left="720"/>
+        <w:jc w:val="both"/>
       </w:pPr>
       <w:r>
         <w:t>end;</w:t>
@@ -301,6 +376,8 @@
     <w:p>
       <w:pPr>
         <w:pStyle w:val="NoSpacing"/>
+        <w:ind w:left="720"/>
+        <w:jc w:val="both"/>
       </w:pPr>
       <w:r>
         <w:t>/</w:t>
@@ -309,11 +386,21 @@
     <w:p>
       <w:pPr>
         <w:pStyle w:val="NoSpacing"/>
-      </w:pPr>
-    </w:p>
-    <w:p>
-      <w:pPr>
-        <w:pStyle w:val="NoSpacing"/>
+        <w:ind w:left="720"/>
+        <w:jc w:val="both"/>
+      </w:pPr>
+    </w:p>
+    <w:p>
+      <w:pPr>
+        <w:ind w:left="720"/>
+        <w:jc w:val="both"/>
+      </w:pPr>
+    </w:p>
+    <w:p>
+      <w:pPr>
+        <w:pStyle w:val="NoSpacing"/>
+        <w:ind w:left="720"/>
+        <w:jc w:val="both"/>
       </w:pPr>
       <w:r>
         <w:rPr>
@@ -335,7 +422,7 @@
                     <pic:cNvPicPr/>
                   </pic:nvPicPr>
                   <pic:blipFill rotWithShape="1">
-                    <a:blip r:embed="rId5">
+                    <a:blip r:embed="rId6">
                       <a:extLst>
                         <a:ext uri="{28A0092B-C50C-407E-A947-70E740481C1C}">
                           <a14:useLocalDpi xmlns:a14="http://schemas.microsoft.com/office/drawing/2010/main" val="0"/>
@@ -372,11 +459,22 @@
     <w:p>
       <w:pPr>
         <w:pStyle w:val="NoSpacing"/>
-      </w:pPr>
-    </w:p>
-    <w:p>
-      <w:pPr>
-        <w:pStyle w:val="NoSpacing"/>
+        <w:ind w:left="720"/>
+        <w:jc w:val="both"/>
+      </w:pPr>
+    </w:p>
+    <w:p>
+      <w:pPr>
+        <w:pStyle w:val="NoSpacing"/>
+        <w:ind w:left="720"/>
+        <w:jc w:val="both"/>
+      </w:pPr>
+    </w:p>
+    <w:p>
+      <w:pPr>
+        <w:pStyle w:val="NoSpacing"/>
+        <w:ind w:left="720"/>
+        <w:jc w:val="both"/>
       </w:pPr>
       <w:r>
         <w:rPr>
@@ -398,7 +496,7 @@
                     <pic:cNvPicPr/>
                   </pic:nvPicPr>
                   <pic:blipFill>
-                    <a:blip r:embed="rId6">
+                    <a:blip r:embed="rId7">
                       <a:extLst>
                         <a:ext uri="{28A0092B-C50C-407E-A947-70E740481C1C}">
                           <a14:useLocalDpi xmlns:a14="http://schemas.microsoft.com/office/drawing/2010/main" val="0"/>
@@ -424,8 +522,3606 @@
           </wp:inline>
         </w:drawing>
       </w:r>
+    </w:p>
+    <w:p>
+      <w:pPr>
+        <w:pStyle w:val="NoSpacing"/>
+      </w:pPr>
+    </w:p>
+    <w:p>
+      <w:pPr>
+        <w:pStyle w:val="NoSpacing"/>
+      </w:pPr>
+    </w:p>
+    <w:p>
+      <w:pPr>
+        <w:pStyle w:val="NoSpacing"/>
+      </w:pPr>
+    </w:p>
+    <w:p>
+      <w:pPr>
+        <w:pStyle w:val="NoSpacing"/>
+      </w:pPr>
+    </w:p>
+    <w:p>
+      <w:pPr>
+        <w:pStyle w:val="NoSpacing"/>
+      </w:pPr>
+    </w:p>
+    <w:p>
+      <w:pPr>
+        <w:pStyle w:val="NoSpacing"/>
+      </w:pPr>
+    </w:p>
+    <w:p>
+      <w:pPr>
+        <w:pStyle w:val="NoSpacing"/>
+      </w:pPr>
+    </w:p>
+    <w:p>
+      <w:pPr>
+        <w:pStyle w:val="NoSpacing"/>
+        <w:numPr>
+          <w:ilvl w:val="0"/>
+          <w:numId w:val="2"/>
+        </w:numPr>
+        <w:rPr>
+          <w:b/>
+          <w:sz w:val="28"/>
+          <w:u w:val="single"/>
+        </w:rPr>
+      </w:pPr>
+      <w:r>
+        <w:rPr>
+          <w:b/>
+          <w:sz w:val="28"/>
+          <w:u w:val="single"/>
+        </w:rPr>
+        <w:t>PROCEDURE</w:t>
+      </w:r>
+    </w:p>
+    <w:p>
+      <w:pPr>
+        <w:pStyle w:val="NoSpacing"/>
+        <w:jc w:val="center"/>
+        <w:rPr>
+          <w:b/>
+          <w:u w:val="single"/>
+        </w:rPr>
+      </w:pPr>
+    </w:p>
+    <w:p>
+      <w:pPr>
+        <w:pStyle w:val="NoSpacing"/>
+        <w:ind w:left="720"/>
+      </w:pPr>
+      <w:r>
+        <w:t xml:space="preserve">create table </w:t>
+      </w:r>
+      <w:proofErr w:type="spellStart"/>
+      <w:r>
+        <w:t>student_</w:t>
+      </w:r>
+      <w:proofErr w:type="gramStart"/>
+      <w:r>
+        <w:t>details</w:t>
+      </w:r>
+      <w:proofErr w:type="spellEnd"/>
+      <w:r>
+        <w:t>(</w:t>
+      </w:r>
+      <w:proofErr w:type="gramEnd"/>
+      <w:r>
+        <w:t xml:space="preserve">roll int primary </w:t>
+      </w:r>
+      <w:proofErr w:type="spellStart"/>
+      <w:r>
+        <w:t>key,mark</w:t>
+      </w:r>
+      <w:proofErr w:type="spellEnd"/>
+      <w:r>
+        <w:t xml:space="preserve"> </w:t>
+      </w:r>
+      <w:proofErr w:type="spellStart"/>
+      <w:r>
+        <w:t>int,phone</w:t>
+      </w:r>
+      <w:proofErr w:type="spellEnd"/>
+      <w:r>
+        <w:t xml:space="preserve"> int);</w:t>
+      </w:r>
+    </w:p>
+    <w:p>
+      <w:pPr>
+        <w:pStyle w:val="NoSpacing"/>
+        <w:ind w:left="720"/>
+      </w:pPr>
+    </w:p>
+    <w:p>
+      <w:pPr>
+        <w:pStyle w:val="NoSpacing"/>
+        <w:ind w:left="720"/>
+      </w:pPr>
+      <w:r>
+        <w:rPr>
+          <w:noProof/>
+        </w:rPr>
+        <w:drawing>
+          <wp:inline distT="0" distB="0" distL="0" distR="0" wp14:anchorId="2658A965" wp14:editId="326741D6">
+            <wp:extent cx="5676900" cy="752475"/>
+            <wp:effectExtent l="0" t="0" r="0" b="9525"/>
+            <wp:docPr id="3" name="Picture 3"/>
+            <wp:cNvGraphicFramePr>
+              <a:graphicFrameLocks xmlns:a="http://schemas.openxmlformats.org/drawingml/2006/main" noChangeAspect="1"/>
+            </wp:cNvGraphicFramePr>
+            <a:graphic xmlns:a="http://schemas.openxmlformats.org/drawingml/2006/main">
+              <a:graphicData uri="http://schemas.openxmlformats.org/drawingml/2006/picture">
+                <pic:pic xmlns:pic="http://schemas.openxmlformats.org/drawingml/2006/picture">
+                  <pic:nvPicPr>
+                    <pic:cNvPr id="3" name="F841E8D.tmp"/>
+                    <pic:cNvPicPr/>
+                  </pic:nvPicPr>
+                  <pic:blipFill rotWithShape="1">
+                    <a:blip r:embed="rId8">
+                      <a:extLst>
+                        <a:ext uri="{28A0092B-C50C-407E-A947-70E740481C1C}">
+                          <a14:useLocalDpi xmlns:a14="http://schemas.microsoft.com/office/drawing/2010/main" val="0"/>
+                        </a:ext>
+                      </a:extLst>
+                    </a:blip>
+                    <a:srcRect t="4454" r="953" b="7572"/>
+                    <a:stretch/>
+                  </pic:blipFill>
+                  <pic:spPr bwMode="auto">
+                    <a:xfrm>
+                      <a:off x="0" y="0"/>
+                      <a:ext cx="5676900" cy="752475"/>
+                    </a:xfrm>
+                    <a:prstGeom prst="rect">
+                      <a:avLst/>
+                    </a:prstGeom>
+                    <a:ln>
+                      <a:noFill/>
+                    </a:ln>
+                    <a:extLst>
+                      <a:ext uri="{53640926-AAD7-44D8-BBD7-CCE9431645EC}">
+                        <a14:shadowObscured xmlns:a14="http://schemas.microsoft.com/office/drawing/2010/main"/>
+                      </a:ext>
+                    </a:extLst>
+                  </pic:spPr>
+                </pic:pic>
+              </a:graphicData>
+            </a:graphic>
+          </wp:inline>
+        </w:drawing>
+      </w:r>
+    </w:p>
+    <w:p>
+      <w:pPr>
+        <w:pStyle w:val="NoSpacing"/>
+        <w:ind w:left="720"/>
+      </w:pPr>
+    </w:p>
+    <w:p>
+      <w:pPr>
+        <w:pStyle w:val="NoSpacing"/>
+        <w:ind w:left="720"/>
+      </w:pPr>
+      <w:r>
+        <w:t xml:space="preserve">insert into </w:t>
+      </w:r>
+      <w:proofErr w:type="spellStart"/>
+      <w:r>
+        <w:t>student_details</w:t>
+      </w:r>
+      <w:proofErr w:type="spellEnd"/>
+      <w:r>
+        <w:t xml:space="preserve"> </w:t>
+      </w:r>
+      <w:proofErr w:type="gramStart"/>
+      <w:r>
+        <w:t>values(</w:t>
+      </w:r>
+      <w:proofErr w:type="gramEnd"/>
+      <w:r>
+        <w:t>1,30,7909107741);</w:t>
+      </w:r>
+    </w:p>
+    <w:p>
+      <w:pPr>
+        <w:pStyle w:val="NoSpacing"/>
+        <w:ind w:left="720"/>
+      </w:pPr>
+      <w:r>
+        <w:t xml:space="preserve">insert into </w:t>
+      </w:r>
+      <w:proofErr w:type="spellStart"/>
+      <w:r>
+        <w:t>student_details</w:t>
+      </w:r>
+      <w:proofErr w:type="spellEnd"/>
+      <w:r>
+        <w:t xml:space="preserve"> </w:t>
+      </w:r>
+      <w:proofErr w:type="gramStart"/>
+      <w:r>
+        <w:t>values(</w:t>
+      </w:r>
+      <w:proofErr w:type="gramEnd"/>
+      <w:r>
+        <w:t>2,40,7559107742);</w:t>
+      </w:r>
+    </w:p>
+    <w:p>
+      <w:pPr>
+        <w:pStyle w:val="NoSpacing"/>
+        <w:ind w:left="720"/>
+      </w:pPr>
+      <w:r>
+        <w:t xml:space="preserve">insert into </w:t>
+      </w:r>
+      <w:proofErr w:type="spellStart"/>
+      <w:r>
+        <w:t>student_details</w:t>
+      </w:r>
+      <w:proofErr w:type="spellEnd"/>
+      <w:r>
+        <w:t xml:space="preserve"> </w:t>
+      </w:r>
+      <w:proofErr w:type="gramStart"/>
+      <w:r>
+        <w:t>values(</w:t>
+      </w:r>
+      <w:proofErr w:type="gramEnd"/>
+      <w:r>
+        <w:t>3,45,7969107751);</w:t>
+      </w:r>
+    </w:p>
+    <w:p>
+      <w:pPr>
+        <w:pStyle w:val="NoSpacing"/>
+        <w:ind w:left="720"/>
+      </w:pPr>
+      <w:r>
+        <w:t xml:space="preserve">insert into </w:t>
+      </w:r>
+      <w:proofErr w:type="spellStart"/>
+      <w:r>
+        <w:t>student_details</w:t>
+      </w:r>
+      <w:proofErr w:type="spellEnd"/>
+      <w:r>
+        <w:t xml:space="preserve"> </w:t>
+      </w:r>
+      <w:proofErr w:type="gramStart"/>
+      <w:r>
+        <w:t>values(</w:t>
+      </w:r>
+      <w:proofErr w:type="gramEnd"/>
+      <w:r>
+        <w:t>4,48,7809107759);</w:t>
+      </w:r>
+    </w:p>
+    <w:p>
+      <w:pPr>
+        <w:pStyle w:val="NoSpacing"/>
+        <w:ind w:left="720"/>
+      </w:pPr>
+      <w:r>
+        <w:t xml:space="preserve">insert into </w:t>
+      </w:r>
+      <w:proofErr w:type="spellStart"/>
+      <w:r>
+        <w:t>student_details</w:t>
+      </w:r>
+      <w:proofErr w:type="spellEnd"/>
+      <w:r>
+        <w:t xml:space="preserve"> </w:t>
+      </w:r>
+      <w:proofErr w:type="gramStart"/>
+      <w:r>
+        <w:t>values(</w:t>
+      </w:r>
+      <w:proofErr w:type="gramEnd"/>
+      <w:r>
+        <w:t>5,50,7969107756);</w:t>
+      </w:r>
+    </w:p>
+    <w:p>
+      <w:pPr>
+        <w:pStyle w:val="NoSpacing"/>
+        <w:ind w:left="720"/>
+      </w:pPr>
+      <w:r>
+        <w:t xml:space="preserve">select * from </w:t>
+      </w:r>
+      <w:proofErr w:type="spellStart"/>
+      <w:r>
+        <w:t>student_details</w:t>
+      </w:r>
+      <w:proofErr w:type="spellEnd"/>
+      <w:r>
+        <w:t>;</w:t>
+      </w:r>
+    </w:p>
+    <w:p>
+      <w:pPr>
+        <w:pStyle w:val="NoSpacing"/>
+        <w:ind w:left="720"/>
+      </w:pPr>
+    </w:p>
+    <w:p>
+      <w:pPr>
+        <w:pStyle w:val="NoSpacing"/>
+        <w:ind w:left="720"/>
+      </w:pPr>
+      <w:r>
+        <w:rPr>
+          <w:noProof/>
+        </w:rPr>
+        <w:drawing>
+          <wp:inline distT="0" distB="0" distL="0" distR="0">
+            <wp:extent cx="2085975" cy="1085215"/>
+            <wp:effectExtent l="0" t="0" r="9525" b="635"/>
+            <wp:docPr id="5" name="Picture 5"/>
+            <wp:cNvGraphicFramePr>
+              <a:graphicFrameLocks xmlns:a="http://schemas.openxmlformats.org/drawingml/2006/main" noChangeAspect="1"/>
+            </wp:cNvGraphicFramePr>
+            <a:graphic xmlns:a="http://schemas.openxmlformats.org/drawingml/2006/main">
+              <a:graphicData uri="http://schemas.openxmlformats.org/drawingml/2006/picture">
+                <pic:pic xmlns:pic="http://schemas.openxmlformats.org/drawingml/2006/picture">
+                  <pic:nvPicPr>
+                    <pic:cNvPr id="5" name="F8486B5.tmp"/>
+                    <pic:cNvPicPr/>
+                  </pic:nvPicPr>
+                  <pic:blipFill rotWithShape="1">
+                    <a:blip r:embed="rId9">
+                      <a:extLst>
+                        <a:ext uri="{28A0092B-C50C-407E-A947-70E740481C1C}">
+                          <a14:useLocalDpi xmlns:a14="http://schemas.microsoft.com/office/drawing/2010/main" val="0"/>
+                        </a:ext>
+                      </a:extLst>
+                    </a:blip>
+                    <a:srcRect l="1755" t="3150" r="2136" b="7087"/>
+                    <a:stretch/>
+                  </pic:blipFill>
+                  <pic:spPr bwMode="auto">
+                    <a:xfrm>
+                      <a:off x="0" y="0"/>
+                      <a:ext cx="2087488" cy="1086002"/>
+                    </a:xfrm>
+                    <a:prstGeom prst="rect">
+                      <a:avLst/>
+                    </a:prstGeom>
+                    <a:ln>
+                      <a:noFill/>
+                    </a:ln>
+                    <a:extLst>
+                      <a:ext uri="{53640926-AAD7-44D8-BBD7-CCE9431645EC}">
+                        <a14:shadowObscured xmlns:a14="http://schemas.microsoft.com/office/drawing/2010/main"/>
+                      </a:ext>
+                    </a:extLst>
+                  </pic:spPr>
+                </pic:pic>
+              </a:graphicData>
+            </a:graphic>
+          </wp:inline>
+        </w:drawing>
+      </w:r>
+    </w:p>
+    <w:p>
+      <w:pPr>
+        <w:pStyle w:val="NoSpacing"/>
+        <w:ind w:left="720"/>
+      </w:pPr>
+    </w:p>
+    <w:p>
+      <w:pPr>
+        <w:pStyle w:val="NoSpacing"/>
+        <w:ind w:left="720"/>
+      </w:pPr>
+    </w:p>
+    <w:p>
+      <w:pPr>
+        <w:pStyle w:val="NoSpacing"/>
+        <w:ind w:left="720"/>
+      </w:pPr>
+      <w:r>
+        <w:t>create or replace procedure pro1 as</w:t>
+      </w:r>
+    </w:p>
+    <w:p>
+      <w:pPr>
+        <w:pStyle w:val="NoSpacing"/>
+        <w:ind w:left="720"/>
+      </w:pPr>
+      <w:r>
+        <w:t>begin</w:t>
+      </w:r>
+    </w:p>
+    <w:p>
+      <w:pPr>
+        <w:pStyle w:val="NoSpacing"/>
+        <w:ind w:left="720"/>
+      </w:pPr>
+      <w:r>
+        <w:t xml:space="preserve">update </w:t>
+      </w:r>
+      <w:proofErr w:type="spellStart"/>
+      <w:r>
+        <w:t>student_details</w:t>
+      </w:r>
+      <w:proofErr w:type="spellEnd"/>
+      <w:r>
+        <w:t xml:space="preserve"> set mark=mark+(mark*0.05);</w:t>
+      </w:r>
+    </w:p>
+    <w:p>
+      <w:pPr>
+        <w:pStyle w:val="NoSpacing"/>
+        <w:ind w:left="720"/>
+      </w:pPr>
+      <w:r>
+        <w:t>end;</w:t>
+      </w:r>
+    </w:p>
+    <w:p>
+      <w:pPr>
+        <w:pStyle w:val="NoSpacing"/>
+        <w:ind w:left="720"/>
+      </w:pPr>
+      <w:r>
+        <w:t>/</w:t>
+      </w:r>
+    </w:p>
+    <w:p>
+      <w:pPr>
+        <w:pStyle w:val="NoSpacing"/>
+        <w:ind w:left="720"/>
+      </w:pPr>
+    </w:p>
+    <w:p>
+      <w:pPr>
+        <w:pStyle w:val="NoSpacing"/>
+        <w:ind w:left="720"/>
+      </w:pPr>
+      <w:r>
+        <w:rPr>
+          <w:noProof/>
+        </w:rPr>
+        <w:drawing>
+          <wp:inline distT="0" distB="0" distL="0" distR="0">
+            <wp:extent cx="1818640" cy="190438"/>
+            <wp:effectExtent l="0" t="0" r="0" b="635"/>
+            <wp:docPr id="6" name="Picture 6"/>
+            <wp:cNvGraphicFramePr>
+              <a:graphicFrameLocks xmlns:a="http://schemas.openxmlformats.org/drawingml/2006/main" noChangeAspect="1"/>
+            </wp:cNvGraphicFramePr>
+            <a:graphic xmlns:a="http://schemas.openxmlformats.org/drawingml/2006/main">
+              <a:graphicData uri="http://schemas.openxmlformats.org/drawingml/2006/picture">
+                <pic:pic xmlns:pic="http://schemas.openxmlformats.org/drawingml/2006/picture">
+                  <pic:nvPicPr>
+                    <pic:cNvPr id="6" name="F841FDC.tmp"/>
+                    <pic:cNvPicPr/>
+                  </pic:nvPicPr>
+                  <pic:blipFill rotWithShape="1">
+                    <a:blip r:embed="rId10">
+                      <a:extLst>
+                        <a:ext uri="{28A0092B-C50C-407E-A947-70E740481C1C}">
+                          <a14:useLocalDpi xmlns:a14="http://schemas.microsoft.com/office/drawing/2010/main" val="0"/>
+                        </a:ext>
+                      </a:extLst>
+                    </a:blip>
+                    <a:srcRect l="1037" t="37499"/>
+                    <a:stretch/>
+                  </pic:blipFill>
+                  <pic:spPr bwMode="auto">
+                    <a:xfrm>
+                      <a:off x="0" y="0"/>
+                      <a:ext cx="1819523" cy="190530"/>
+                    </a:xfrm>
+                    <a:prstGeom prst="rect">
+                      <a:avLst/>
+                    </a:prstGeom>
+                    <a:ln>
+                      <a:noFill/>
+                    </a:ln>
+                    <a:extLst>
+                      <a:ext uri="{53640926-AAD7-44D8-BBD7-CCE9431645EC}">
+                        <a14:shadowObscured xmlns:a14="http://schemas.microsoft.com/office/drawing/2010/main"/>
+                      </a:ext>
+                    </a:extLst>
+                  </pic:spPr>
+                </pic:pic>
+              </a:graphicData>
+            </a:graphic>
+          </wp:inline>
+        </w:drawing>
+      </w:r>
+    </w:p>
+    <w:p>
+      <w:pPr>
+        <w:pStyle w:val="NoSpacing"/>
+        <w:ind w:left="720"/>
+      </w:pPr>
+    </w:p>
+    <w:p>
+      <w:pPr>
+        <w:pStyle w:val="NoSpacing"/>
+        <w:ind w:left="720"/>
+      </w:pPr>
+      <w:r>
+        <w:t>begin</w:t>
+      </w:r>
+    </w:p>
+    <w:p>
+      <w:pPr>
+        <w:pStyle w:val="NoSpacing"/>
+        <w:ind w:left="720"/>
+      </w:pPr>
+      <w:r>
+        <w:t>pro1;</w:t>
+      </w:r>
+    </w:p>
+    <w:p>
+      <w:pPr>
+        <w:pStyle w:val="NoSpacing"/>
+        <w:ind w:left="720"/>
+      </w:pPr>
+      <w:r>
+        <w:t>end;</w:t>
+      </w:r>
+    </w:p>
+    <w:p>
+      <w:pPr>
+        <w:pStyle w:val="NoSpacing"/>
+        <w:ind w:left="720"/>
+      </w:pPr>
+      <w:r>
+        <w:t>/</w:t>
+      </w:r>
+    </w:p>
+    <w:p>
+      <w:pPr>
+        <w:pStyle w:val="NoSpacing"/>
+        <w:ind w:left="720"/>
+      </w:pPr>
+    </w:p>
+    <w:p>
+      <w:pPr>
+        <w:pStyle w:val="NoSpacing"/>
+        <w:ind w:left="720"/>
+      </w:pPr>
+      <w:r>
+        <w:rPr>
+          <w:noProof/>
+        </w:rPr>
+        <w:drawing>
+          <wp:inline distT="0" distB="0" distL="0" distR="0">
+            <wp:extent cx="1809750" cy="209550"/>
+            <wp:effectExtent l="0" t="0" r="0" b="0"/>
+            <wp:docPr id="7" name="Picture 7"/>
+            <wp:cNvGraphicFramePr>
+              <a:graphicFrameLocks xmlns:a="http://schemas.openxmlformats.org/drawingml/2006/main" noChangeAspect="1"/>
+            </wp:cNvGraphicFramePr>
+            <a:graphic xmlns:a="http://schemas.openxmlformats.org/drawingml/2006/main">
+              <a:graphicData uri="http://schemas.openxmlformats.org/drawingml/2006/picture">
+                <pic:pic xmlns:pic="http://schemas.openxmlformats.org/drawingml/2006/picture">
+                  <pic:nvPicPr>
+                    <pic:cNvPr id="7" name="F8458A.tmp"/>
+                    <pic:cNvPicPr/>
+                  </pic:nvPicPr>
+                  <pic:blipFill rotWithShape="1">
+                    <a:blip r:embed="rId11">
+                      <a:extLst>
+                        <a:ext uri="{28A0092B-C50C-407E-A947-70E740481C1C}">
+                          <a14:useLocalDpi xmlns:a14="http://schemas.microsoft.com/office/drawing/2010/main" val="0"/>
+                        </a:ext>
+                      </a:extLst>
+                    </a:blip>
+                    <a:srcRect t="26667"/>
+                    <a:stretch/>
+                  </pic:blipFill>
+                  <pic:spPr bwMode="auto">
+                    <a:xfrm>
+                      <a:off x="0" y="0"/>
+                      <a:ext cx="1810003" cy="209579"/>
+                    </a:xfrm>
+                    <a:prstGeom prst="rect">
+                      <a:avLst/>
+                    </a:prstGeom>
+                    <a:ln>
+                      <a:noFill/>
+                    </a:ln>
+                    <a:extLst>
+                      <a:ext uri="{53640926-AAD7-44D8-BBD7-CCE9431645EC}">
+                        <a14:shadowObscured xmlns:a14="http://schemas.microsoft.com/office/drawing/2010/main"/>
+                      </a:ext>
+                    </a:extLst>
+                  </pic:spPr>
+                </pic:pic>
+              </a:graphicData>
+            </a:graphic>
+          </wp:inline>
+        </w:drawing>
+      </w:r>
+    </w:p>
+    <w:p>
+      <w:pPr>
+        <w:pStyle w:val="NoSpacing"/>
+        <w:ind w:left="720"/>
+      </w:pPr>
+    </w:p>
+    <w:p>
+      <w:pPr>
+        <w:pStyle w:val="NoSpacing"/>
+        <w:ind w:left="720"/>
+      </w:pPr>
+      <w:r>
+        <w:t xml:space="preserve">select * from </w:t>
+      </w:r>
+      <w:proofErr w:type="spellStart"/>
+      <w:r>
+        <w:t>student_details</w:t>
+      </w:r>
+      <w:proofErr w:type="spellEnd"/>
+      <w:r>
+        <w:t>;</w:t>
+      </w:r>
+    </w:p>
+    <w:p>
+      <w:pPr>
+        <w:pStyle w:val="NoSpacing"/>
+        <w:ind w:left="720"/>
+      </w:pPr>
+    </w:p>
+    <w:p>
+      <w:pPr>
+        <w:pStyle w:val="NoSpacing"/>
+        <w:ind w:left="720"/>
+      </w:pPr>
+      <w:r>
+        <w:rPr>
+          <w:noProof/>
+        </w:rPr>
+        <w:drawing>
+          <wp:inline distT="0" distB="0" distL="0" distR="0">
+            <wp:extent cx="2085975" cy="1123950"/>
+            <wp:effectExtent l="0" t="0" r="9525" b="0"/>
+            <wp:docPr id="8" name="Picture 8"/>
+            <wp:cNvGraphicFramePr>
+              <a:graphicFrameLocks xmlns:a="http://schemas.openxmlformats.org/drawingml/2006/main" noChangeAspect="1"/>
+            </wp:cNvGraphicFramePr>
+            <a:graphic xmlns:a="http://schemas.openxmlformats.org/drawingml/2006/main">
+              <a:graphicData uri="http://schemas.openxmlformats.org/drawingml/2006/picture">
+                <pic:pic xmlns:pic="http://schemas.openxmlformats.org/drawingml/2006/picture">
+                  <pic:nvPicPr>
+                    <pic:cNvPr id="8" name="F84B8B9.tmp"/>
+                    <pic:cNvPicPr/>
+                  </pic:nvPicPr>
+                  <pic:blipFill rotWithShape="1">
+                    <a:blip r:embed="rId12">
+                      <a:extLst>
+                        <a:ext uri="{28A0092B-C50C-407E-A947-70E740481C1C}">
+                          <a14:useLocalDpi xmlns:a14="http://schemas.microsoft.com/office/drawing/2010/main" val="0"/>
+                        </a:ext>
+                      </a:extLst>
+                    </a:blip>
+                    <a:srcRect r="1793" b="4838"/>
+                    <a:stretch/>
+                  </pic:blipFill>
+                  <pic:spPr bwMode="auto">
+                    <a:xfrm>
+                      <a:off x="0" y="0"/>
+                      <a:ext cx="2086266" cy="1124107"/>
+                    </a:xfrm>
+                    <a:prstGeom prst="rect">
+                      <a:avLst/>
+                    </a:prstGeom>
+                    <a:ln>
+                      <a:noFill/>
+                    </a:ln>
+                    <a:extLst>
+                      <a:ext uri="{53640926-AAD7-44D8-BBD7-CCE9431645EC}">
+                        <a14:shadowObscured xmlns:a14="http://schemas.microsoft.com/office/drawing/2010/main"/>
+                      </a:ext>
+                    </a:extLst>
+                  </pic:spPr>
+                </pic:pic>
+              </a:graphicData>
+            </a:graphic>
+          </wp:inline>
+        </w:drawing>
+      </w:r>
+    </w:p>
+    <w:p>
+      <w:pPr>
+        <w:pStyle w:val="NoSpacing"/>
+      </w:pPr>
+    </w:p>
+    <w:p>
+      <w:pPr>
+        <w:pStyle w:val="NoSpacing"/>
+      </w:pPr>
+    </w:p>
+    <w:p>
+      <w:pPr>
+        <w:pStyle w:val="NoSpacing"/>
+      </w:pPr>
+    </w:p>
+    <w:p>
+      <w:pPr>
+        <w:pStyle w:val="NoSpacing"/>
+        <w:numPr>
+          <w:ilvl w:val="0"/>
+          <w:numId w:val="2"/>
+        </w:numPr>
+        <w:rPr>
+          <w:b/>
+          <w:sz w:val="32"/>
+          <w:u w:val="single"/>
+        </w:rPr>
+      </w:pPr>
+      <w:r>
+        <w:rPr>
+          <w:b/>
+          <w:sz w:val="32"/>
+          <w:u w:val="single"/>
+        </w:rPr>
+        <w:t>TRIGGER</w:t>
+      </w:r>
+    </w:p>
+    <w:p>
+      <w:pPr>
+        <w:pStyle w:val="NoSpacing"/>
+        <w:ind w:left="720"/>
+        <w:rPr>
+          <w:b/>
+          <w:sz w:val="32"/>
+          <w:u w:val="single"/>
+        </w:rPr>
+      </w:pPr>
+    </w:p>
+    <w:p>
+      <w:pPr>
+        <w:pStyle w:val="NoSpacing"/>
+        <w:numPr>
+          <w:ilvl w:val="0"/>
+          <w:numId w:val="4"/>
+        </w:numPr>
+      </w:pPr>
+      <w:r>
+        <w:t xml:space="preserve">create table </w:t>
+      </w:r>
+      <w:proofErr w:type="spellStart"/>
+      <w:r>
+        <w:t>customer_</w:t>
+      </w:r>
+      <w:proofErr w:type="gramStart"/>
+      <w:r>
+        <w:t>details</w:t>
+      </w:r>
+      <w:proofErr w:type="spellEnd"/>
+      <w:r>
+        <w:t>(</w:t>
+      </w:r>
+      <w:proofErr w:type="spellStart"/>
+      <w:proofErr w:type="gramEnd"/>
+      <w:r>
+        <w:t>cust_id</w:t>
+      </w:r>
+      <w:proofErr w:type="spellEnd"/>
+      <w:r>
+        <w:t xml:space="preserve"> int unique, </w:t>
+      </w:r>
+      <w:proofErr w:type="spellStart"/>
+      <w:r>
+        <w:t>cust_name</w:t>
+      </w:r>
+      <w:proofErr w:type="spellEnd"/>
+      <w:r>
+        <w:t xml:space="preserve"> varchar(20), address varchar(30));</w:t>
+      </w:r>
+    </w:p>
+    <w:p>
+      <w:pPr>
+        <w:pStyle w:val="NoSpacing"/>
+        <w:ind w:left="720"/>
+      </w:pPr>
+    </w:p>
+    <w:p>
+      <w:pPr>
+        <w:pStyle w:val="NoSpacing"/>
+        <w:ind w:left="1080"/>
+      </w:pPr>
+      <w:r>
+        <w:rPr>
+          <w:noProof/>
+        </w:rPr>
+        <w:drawing>
+          <wp:inline distT="0" distB="0" distL="0" distR="0">
+            <wp:extent cx="2124071" cy="190500"/>
+            <wp:effectExtent l="0" t="0" r="0" b="0"/>
+            <wp:docPr id="12" name="Picture 12"/>
+            <wp:cNvGraphicFramePr>
+              <a:graphicFrameLocks xmlns:a="http://schemas.openxmlformats.org/drawingml/2006/main" noChangeAspect="1"/>
+            </wp:cNvGraphicFramePr>
+            <a:graphic xmlns:a="http://schemas.openxmlformats.org/drawingml/2006/main">
+              <a:graphicData uri="http://schemas.openxmlformats.org/drawingml/2006/picture">
+                <pic:pic xmlns:pic="http://schemas.openxmlformats.org/drawingml/2006/picture">
+                  <pic:nvPicPr>
+                    <pic:cNvPr id="12" name="F845E05.tmp"/>
+                    <pic:cNvPicPr/>
+                  </pic:nvPicPr>
+                  <pic:blipFill rotWithShape="1">
+                    <a:blip r:embed="rId13">
+                      <a:extLst>
+                        <a:ext uri="{28A0092B-C50C-407E-A947-70E740481C1C}">
+                          <a14:useLocalDpi xmlns:a14="http://schemas.microsoft.com/office/drawing/2010/main" val="0"/>
+                        </a:ext>
+                      </a:extLst>
+                    </a:blip>
+                    <a:srcRect t="23077"/>
+                    <a:stretch/>
+                  </pic:blipFill>
+                  <pic:spPr bwMode="auto">
+                    <a:xfrm>
+                      <a:off x="0" y="0"/>
+                      <a:ext cx="2124371" cy="190527"/>
+                    </a:xfrm>
+                    <a:prstGeom prst="rect">
+                      <a:avLst/>
+                    </a:prstGeom>
+                    <a:ln>
+                      <a:noFill/>
+                    </a:ln>
+                    <a:extLst>
+                      <a:ext uri="{53640926-AAD7-44D8-BBD7-CCE9431645EC}">
+                        <a14:shadowObscured xmlns:a14="http://schemas.microsoft.com/office/drawing/2010/main"/>
+                      </a:ext>
+                    </a:extLst>
+                  </pic:spPr>
+                </pic:pic>
+              </a:graphicData>
+            </a:graphic>
+          </wp:inline>
+        </w:drawing>
+      </w:r>
+    </w:p>
+    <w:p>
+      <w:pPr>
+        <w:pStyle w:val="NoSpacing"/>
+        <w:ind w:left="1080"/>
+      </w:pPr>
+    </w:p>
+    <w:p>
+      <w:pPr>
+        <w:pStyle w:val="NoSpacing"/>
+        <w:ind w:left="1080"/>
+      </w:pPr>
+      <w:r>
+        <w:t>create trigger Trigger1</w:t>
+      </w:r>
+    </w:p>
+    <w:p>
+      <w:pPr>
+        <w:pStyle w:val="NoSpacing"/>
+        <w:ind w:left="1080"/>
+      </w:pPr>
+      <w:r>
+        <w:t xml:space="preserve">after insert on </w:t>
+      </w:r>
+      <w:proofErr w:type="spellStart"/>
+      <w:r>
+        <w:t>customer_details</w:t>
+      </w:r>
+      <w:proofErr w:type="spellEnd"/>
+    </w:p>
+    <w:p>
+      <w:pPr>
+        <w:pStyle w:val="NoSpacing"/>
+        <w:ind w:left="360"/>
+      </w:pPr>
+      <w:r>
+        <w:t xml:space="preserve">              </w:t>
+      </w:r>
+      <w:r>
+        <w:t xml:space="preserve">for each row </w:t>
+      </w:r>
+    </w:p>
+    <w:p>
+      <w:pPr>
+        <w:pStyle w:val="NoSpacing"/>
+        <w:ind w:left="360"/>
+      </w:pPr>
+      <w:r>
+        <w:t xml:space="preserve">              </w:t>
+      </w:r>
+      <w:r>
+        <w:t>begin</w:t>
+      </w:r>
+    </w:p>
+    <w:p>
+      <w:pPr>
+        <w:pStyle w:val="NoSpacing"/>
+        <w:ind w:left="360"/>
+      </w:pPr>
+      <w:r>
+        <w:t xml:space="preserve">              </w:t>
+      </w:r>
+      <w:proofErr w:type="spellStart"/>
+      <w:r>
+        <w:t>dbms_output.put_</w:t>
+      </w:r>
+      <w:proofErr w:type="gramStart"/>
+      <w:r>
+        <w:t>line</w:t>
+      </w:r>
+      <w:proofErr w:type="spellEnd"/>
+      <w:r>
+        <w:t>(</w:t>
+      </w:r>
+      <w:proofErr w:type="gramEnd"/>
+      <w:r>
+        <w:t>'The row is inserted');</w:t>
+      </w:r>
+    </w:p>
+    <w:p>
+      <w:pPr>
+        <w:pStyle w:val="NoSpacing"/>
+        <w:ind w:left="1080"/>
+      </w:pPr>
+      <w:r>
+        <w:t>end;</w:t>
+      </w:r>
+    </w:p>
+    <w:p>
+      <w:pPr>
+        <w:pStyle w:val="NoSpacing"/>
+        <w:ind w:left="1080"/>
+      </w:pPr>
+      <w:r>
+        <w:t>/</w:t>
+      </w:r>
+    </w:p>
+    <w:p>
+      <w:pPr>
+        <w:pStyle w:val="NoSpacing"/>
+        <w:ind w:left="1080"/>
+      </w:pPr>
+    </w:p>
+    <w:p>
+      <w:pPr>
+        <w:pStyle w:val="NoSpacing"/>
+        <w:ind w:left="1080"/>
+      </w:pPr>
+      <w:r>
+        <w:rPr>
+          <w:noProof/>
+        </w:rPr>
+        <w:drawing>
+          <wp:inline distT="0" distB="0" distL="0" distR="0">
+            <wp:extent cx="1790700" cy="200025"/>
+            <wp:effectExtent l="0" t="0" r="0" b="9525"/>
+            <wp:docPr id="9" name="Picture 9"/>
+            <wp:cNvGraphicFramePr>
+              <a:graphicFrameLocks xmlns:a="http://schemas.openxmlformats.org/drawingml/2006/main" noChangeAspect="1"/>
+            </wp:cNvGraphicFramePr>
+            <a:graphic xmlns:a="http://schemas.openxmlformats.org/drawingml/2006/main">
+              <a:graphicData uri="http://schemas.openxmlformats.org/drawingml/2006/picture">
+                <pic:pic xmlns:pic="http://schemas.openxmlformats.org/drawingml/2006/picture">
+                  <pic:nvPicPr>
+                    <pic:cNvPr id="9" name="F84E75A.tmp"/>
+                    <pic:cNvPicPr/>
+                  </pic:nvPicPr>
+                  <pic:blipFill rotWithShape="1">
+                    <a:blip r:embed="rId14">
+                      <a:extLst>
+                        <a:ext uri="{28A0092B-C50C-407E-A947-70E740481C1C}">
+                          <a14:useLocalDpi xmlns:a14="http://schemas.microsoft.com/office/drawing/2010/main" val="0"/>
+                        </a:ext>
+                      </a:extLst>
+                    </a:blip>
+                    <a:srcRect t="16000"/>
+                    <a:stretch/>
+                  </pic:blipFill>
+                  <pic:spPr bwMode="auto">
+                    <a:xfrm>
+                      <a:off x="0" y="0"/>
+                      <a:ext cx="1790950" cy="200053"/>
+                    </a:xfrm>
+                    <a:prstGeom prst="rect">
+                      <a:avLst/>
+                    </a:prstGeom>
+                    <a:ln>
+                      <a:noFill/>
+                    </a:ln>
+                    <a:extLst>
+                      <a:ext uri="{53640926-AAD7-44D8-BBD7-CCE9431645EC}">
+                        <a14:shadowObscured xmlns:a14="http://schemas.microsoft.com/office/drawing/2010/main"/>
+                      </a:ext>
+                    </a:extLst>
+                  </pic:spPr>
+                </pic:pic>
+              </a:graphicData>
+            </a:graphic>
+          </wp:inline>
+        </w:drawing>
+      </w:r>
+    </w:p>
+    <w:p>
+      <w:pPr>
+        <w:pStyle w:val="NoSpacing"/>
+        <w:ind w:left="1080"/>
+      </w:pPr>
+    </w:p>
+    <w:p>
+      <w:pPr>
+        <w:pStyle w:val="NoSpacing"/>
+        <w:ind w:left="1080"/>
+      </w:pPr>
+      <w:r>
+        <w:t xml:space="preserve">insert into </w:t>
+      </w:r>
+      <w:proofErr w:type="spellStart"/>
+      <w:r>
+        <w:t>customer_details</w:t>
+      </w:r>
+      <w:proofErr w:type="spellEnd"/>
+      <w:r>
+        <w:t xml:space="preserve"> </w:t>
+      </w:r>
+      <w:proofErr w:type="gramStart"/>
+      <w:r>
+        <w:t>values(</w:t>
+      </w:r>
+      <w:proofErr w:type="gramEnd"/>
+      <w:r>
+        <w:t>1001,'Naveen','Tresia Apartments');</w:t>
+      </w:r>
+    </w:p>
+    <w:p>
+      <w:pPr>
+        <w:pStyle w:val="NoSpacing"/>
+        <w:ind w:left="1080"/>
+      </w:pPr>
+    </w:p>
+    <w:p>
+      <w:pPr>
+        <w:pStyle w:val="NoSpacing"/>
+        <w:ind w:left="1080"/>
+      </w:pPr>
+      <w:r>
+        <w:rPr>
+          <w:noProof/>
+        </w:rPr>
+        <w:drawing>
+          <wp:inline distT="0" distB="0" distL="0" distR="0">
+            <wp:extent cx="1467055" cy="333422"/>
+            <wp:effectExtent l="0" t="0" r="0" b="9525"/>
+            <wp:docPr id="10" name="Picture 10"/>
+            <wp:cNvGraphicFramePr>
+              <a:graphicFrameLocks xmlns:a="http://schemas.openxmlformats.org/drawingml/2006/main" noChangeAspect="1"/>
+            </wp:cNvGraphicFramePr>
+            <a:graphic xmlns:a="http://schemas.openxmlformats.org/drawingml/2006/main">
+              <a:graphicData uri="http://schemas.openxmlformats.org/drawingml/2006/picture">
+                <pic:pic xmlns:pic="http://schemas.openxmlformats.org/drawingml/2006/picture">
+                  <pic:nvPicPr>
+                    <pic:cNvPr id="10" name="F8469D9.tmp"/>
+                    <pic:cNvPicPr/>
+                  </pic:nvPicPr>
+                  <pic:blipFill>
+                    <a:blip r:embed="rId15">
+                      <a:extLst>
+                        <a:ext uri="{28A0092B-C50C-407E-A947-70E740481C1C}">
+                          <a14:useLocalDpi xmlns:a14="http://schemas.microsoft.com/office/drawing/2010/main" val="0"/>
+                        </a:ext>
+                      </a:extLst>
+                    </a:blip>
+                    <a:stretch>
+                      <a:fillRect/>
+                    </a:stretch>
+                  </pic:blipFill>
+                  <pic:spPr>
+                    <a:xfrm>
+                      <a:off x="0" y="0"/>
+                      <a:ext cx="1467055" cy="333422"/>
+                    </a:xfrm>
+                    <a:prstGeom prst="rect">
+                      <a:avLst/>
+                    </a:prstGeom>
+                  </pic:spPr>
+                </pic:pic>
+              </a:graphicData>
+            </a:graphic>
+          </wp:inline>
+        </w:drawing>
+      </w:r>
+    </w:p>
+    <w:p>
+      <w:pPr>
+        <w:pStyle w:val="NoSpacing"/>
+        <w:ind w:left="1080"/>
+      </w:pPr>
+    </w:p>
+    <w:p>
+      <w:pPr>
+        <w:pStyle w:val="NoSpacing"/>
+        <w:ind w:left="1080"/>
+      </w:pPr>
+      <w:r>
+        <w:t xml:space="preserve">select * from </w:t>
+      </w:r>
+      <w:proofErr w:type="spellStart"/>
+      <w:r>
+        <w:t>customer_details</w:t>
+      </w:r>
+      <w:proofErr w:type="spellEnd"/>
+      <w:r>
+        <w:t>;</w:t>
+      </w:r>
+    </w:p>
+    <w:p>
+      <w:pPr>
+        <w:pStyle w:val="NoSpacing"/>
+        <w:ind w:left="1080"/>
+      </w:pPr>
+    </w:p>
+    <w:p>
+      <w:pPr>
+        <w:pStyle w:val="NoSpacing"/>
+        <w:ind w:left="1080"/>
+      </w:pPr>
+      <w:r>
+        <w:rPr>
+          <w:noProof/>
+        </w:rPr>
+        <w:drawing>
+          <wp:inline distT="0" distB="0" distL="0" distR="0">
+            <wp:extent cx="3028950" cy="381000"/>
+            <wp:effectExtent l="0" t="0" r="0" b="0"/>
+            <wp:docPr id="11" name="Picture 11"/>
+            <wp:cNvGraphicFramePr>
+              <a:graphicFrameLocks xmlns:a="http://schemas.openxmlformats.org/drawingml/2006/main" noChangeAspect="1"/>
+            </wp:cNvGraphicFramePr>
+            <a:graphic xmlns:a="http://schemas.openxmlformats.org/drawingml/2006/main">
+              <a:graphicData uri="http://schemas.openxmlformats.org/drawingml/2006/picture">
+                <pic:pic xmlns:pic="http://schemas.openxmlformats.org/drawingml/2006/picture">
+                  <pic:nvPicPr>
+                    <pic:cNvPr id="11" name="F84130B.tmp"/>
+                    <pic:cNvPicPr/>
+                  </pic:nvPicPr>
+                  <pic:blipFill rotWithShape="1">
+                    <a:blip r:embed="rId16">
+                      <a:extLst>
+                        <a:ext uri="{28A0092B-C50C-407E-A947-70E740481C1C}">
+                          <a14:useLocalDpi xmlns:a14="http://schemas.microsoft.com/office/drawing/2010/main" val="0"/>
+                        </a:ext>
+                      </a:extLst>
+                    </a:blip>
+                    <a:srcRect t="1" b="19999"/>
+                    <a:stretch/>
+                  </pic:blipFill>
+                  <pic:spPr bwMode="auto">
+                    <a:xfrm>
+                      <a:off x="0" y="0"/>
+                      <a:ext cx="3029373" cy="381053"/>
+                    </a:xfrm>
+                    <a:prstGeom prst="rect">
+                      <a:avLst/>
+                    </a:prstGeom>
+                    <a:ln>
+                      <a:noFill/>
+                    </a:ln>
+                    <a:extLst>
+                      <a:ext uri="{53640926-AAD7-44D8-BBD7-CCE9431645EC}">
+                        <a14:shadowObscured xmlns:a14="http://schemas.microsoft.com/office/drawing/2010/main"/>
+                      </a:ext>
+                    </a:extLst>
+                  </pic:spPr>
+                </pic:pic>
+              </a:graphicData>
+            </a:graphic>
+          </wp:inline>
+        </w:drawing>
+      </w:r>
+    </w:p>
+    <w:p>
+      <w:pPr>
+        <w:pStyle w:val="NoSpacing"/>
+        <w:ind w:left="720"/>
+      </w:pPr>
+    </w:p>
+    <w:p>
+      <w:pPr>
+        <w:pStyle w:val="NoSpacing"/>
+        <w:ind w:left="720"/>
+      </w:pPr>
+    </w:p>
+    <w:p>
+      <w:pPr>
+        <w:pStyle w:val="NoSpacing"/>
+        <w:ind w:left="720"/>
+      </w:pPr>
+    </w:p>
+    <w:p>
+      <w:pPr>
+        <w:pStyle w:val="NoSpacing"/>
+        <w:ind w:left="720"/>
+      </w:pPr>
+    </w:p>
+    <w:p>
+      <w:pPr>
+        <w:pStyle w:val="NoSpacing"/>
+        <w:numPr>
+          <w:ilvl w:val="0"/>
+          <w:numId w:val="4"/>
+        </w:numPr>
+      </w:pPr>
+      <w:r>
+        <w:t xml:space="preserve">create table </w:t>
+      </w:r>
+      <w:proofErr w:type="spellStart"/>
+      <w:r>
+        <w:t>emp_</w:t>
+      </w:r>
+      <w:proofErr w:type="gramStart"/>
+      <w:r>
+        <w:t>details</w:t>
+      </w:r>
+      <w:proofErr w:type="spellEnd"/>
+      <w:r>
+        <w:t>(</w:t>
+      </w:r>
+      <w:proofErr w:type="spellStart"/>
+      <w:proofErr w:type="gramEnd"/>
+      <w:r>
+        <w:t>empid</w:t>
+      </w:r>
+      <w:proofErr w:type="spellEnd"/>
+      <w:r>
+        <w:t xml:space="preserve"> int unique, </w:t>
+      </w:r>
+      <w:proofErr w:type="spellStart"/>
+      <w:r>
+        <w:t>empname</w:t>
+      </w:r>
+      <w:proofErr w:type="spellEnd"/>
+      <w:r>
+        <w:t xml:space="preserve"> varchar(20), salary number(6));</w:t>
+      </w:r>
+    </w:p>
+    <w:p>
+      <w:pPr>
+        <w:pStyle w:val="NoSpacing"/>
+        <w:ind w:left="720"/>
+      </w:pPr>
+    </w:p>
+    <w:p>
+      <w:pPr>
+        <w:pStyle w:val="NoSpacing"/>
+        <w:ind w:left="1080"/>
+      </w:pPr>
+      <w:r>
+        <w:rPr>
+          <w:noProof/>
+        </w:rPr>
+        <w:drawing>
+          <wp:inline distT="0" distB="0" distL="0" distR="0">
+            <wp:extent cx="1771897" cy="142895"/>
+            <wp:effectExtent l="0" t="0" r="0" b="9525"/>
+            <wp:docPr id="14" name="Picture 14"/>
+            <wp:cNvGraphicFramePr>
+              <a:graphicFrameLocks xmlns:a="http://schemas.openxmlformats.org/drawingml/2006/main" noChangeAspect="1"/>
+            </wp:cNvGraphicFramePr>
+            <a:graphic xmlns:a="http://schemas.openxmlformats.org/drawingml/2006/main">
+              <a:graphicData uri="http://schemas.openxmlformats.org/drawingml/2006/picture">
+                <pic:pic xmlns:pic="http://schemas.openxmlformats.org/drawingml/2006/picture">
+                  <pic:nvPicPr>
+                    <pic:cNvPr id="14" name="F8439D9.tmp"/>
+                    <pic:cNvPicPr/>
+                  </pic:nvPicPr>
+                  <pic:blipFill>
+                    <a:blip r:embed="rId17">
+                      <a:extLst>
+                        <a:ext uri="{28A0092B-C50C-407E-A947-70E740481C1C}">
+                          <a14:useLocalDpi xmlns:a14="http://schemas.microsoft.com/office/drawing/2010/main" val="0"/>
+                        </a:ext>
+                      </a:extLst>
+                    </a:blip>
+                    <a:stretch>
+                      <a:fillRect/>
+                    </a:stretch>
+                  </pic:blipFill>
+                  <pic:spPr>
+                    <a:xfrm>
+                      <a:off x="0" y="0"/>
+                      <a:ext cx="1771897" cy="142895"/>
+                    </a:xfrm>
+                    <a:prstGeom prst="rect">
+                      <a:avLst/>
+                    </a:prstGeom>
+                  </pic:spPr>
+                </pic:pic>
+              </a:graphicData>
+            </a:graphic>
+          </wp:inline>
+        </w:drawing>
+      </w:r>
+    </w:p>
+    <w:p>
+      <w:pPr>
+        <w:pStyle w:val="NoSpacing"/>
+        <w:ind w:left="1080"/>
+      </w:pPr>
+    </w:p>
+    <w:p>
+      <w:pPr>
+        <w:pStyle w:val="NoSpacing"/>
+        <w:ind w:left="1080"/>
+      </w:pPr>
+      <w:r>
+        <w:t>create or replace trigger trigger2</w:t>
+      </w:r>
+    </w:p>
+    <w:p>
+      <w:pPr>
+        <w:pStyle w:val="NoSpacing"/>
+        <w:ind w:left="1080"/>
+      </w:pPr>
+      <w:r>
+        <w:t xml:space="preserve">after insert or update on </w:t>
+      </w:r>
+      <w:proofErr w:type="spellStart"/>
+      <w:r>
+        <w:t>emp_details</w:t>
+      </w:r>
+      <w:proofErr w:type="spellEnd"/>
+    </w:p>
+    <w:p>
+      <w:pPr>
+        <w:pStyle w:val="NoSpacing"/>
+        <w:ind w:left="1080"/>
+      </w:pPr>
+      <w:r>
+        <w:t>for each row</w:t>
+      </w:r>
+    </w:p>
+    <w:p>
+      <w:pPr>
+        <w:pStyle w:val="NoSpacing"/>
+        <w:ind w:left="1080"/>
+      </w:pPr>
+      <w:r>
+        <w:t>when(</w:t>
+      </w:r>
+      <w:proofErr w:type="spellStart"/>
+      <w:proofErr w:type="gramStart"/>
+      <w:r>
+        <w:t>new.salary</w:t>
+      </w:r>
+      <w:proofErr w:type="spellEnd"/>
+      <w:proofErr w:type="gramEnd"/>
+      <w:r>
+        <w:t>&gt;20000)</w:t>
+      </w:r>
+    </w:p>
+    <w:p>
+      <w:pPr>
+        <w:pStyle w:val="NoSpacing"/>
+        <w:ind w:left="1080"/>
+      </w:pPr>
+      <w:r>
+        <w:t>begin</w:t>
+      </w:r>
+    </w:p>
+    <w:p>
+      <w:pPr>
+        <w:pStyle w:val="NoSpacing"/>
+        <w:ind w:left="1080"/>
+      </w:pPr>
+      <w:proofErr w:type="spellStart"/>
+      <w:r>
+        <w:t>dbms_output.put_</w:t>
+      </w:r>
+      <w:proofErr w:type="gramStart"/>
+      <w:r>
+        <w:t>line</w:t>
+      </w:r>
+      <w:proofErr w:type="spellEnd"/>
+      <w:r>
+        <w:t>(</w:t>
+      </w:r>
+      <w:proofErr w:type="gramEnd"/>
+      <w:r>
+        <w:t>'Salary is Greater than 20000');</w:t>
+      </w:r>
+    </w:p>
+    <w:p>
+      <w:pPr>
+        <w:pStyle w:val="NoSpacing"/>
+        <w:ind w:left="1080"/>
+      </w:pPr>
+      <w:r>
+        <w:t>end;</w:t>
+      </w:r>
+    </w:p>
+    <w:p>
+      <w:pPr>
+        <w:pStyle w:val="NoSpacing"/>
+        <w:ind w:left="1080"/>
+      </w:pPr>
+      <w:r>
+        <w:t>/</w:t>
+      </w:r>
+    </w:p>
+    <w:p>
+      <w:pPr>
+        <w:pStyle w:val="NoSpacing"/>
+        <w:ind w:left="1080"/>
+      </w:pPr>
+    </w:p>
+    <w:p>
+      <w:pPr>
+        <w:pStyle w:val="NoSpacing"/>
+        <w:ind w:left="1080"/>
+      </w:pPr>
+      <w:r>
+        <w:rPr>
+          <w:noProof/>
+        </w:rPr>
+        <w:drawing>
+          <wp:inline distT="0" distB="0" distL="0" distR="0">
+            <wp:extent cx="1723390" cy="190431"/>
+            <wp:effectExtent l="0" t="0" r="0" b="635"/>
+            <wp:docPr id="13" name="Picture 13"/>
+            <wp:cNvGraphicFramePr>
+              <a:graphicFrameLocks xmlns:a="http://schemas.openxmlformats.org/drawingml/2006/main" noChangeAspect="1"/>
+            </wp:cNvGraphicFramePr>
+            <a:graphic xmlns:a="http://schemas.openxmlformats.org/drawingml/2006/main">
+              <a:graphicData uri="http://schemas.openxmlformats.org/drawingml/2006/picture">
+                <pic:pic xmlns:pic="http://schemas.openxmlformats.org/drawingml/2006/picture">
+                  <pic:nvPicPr>
+                    <pic:cNvPr id="13" name="F84B3EF.tmp"/>
+                    <pic:cNvPicPr/>
+                  </pic:nvPicPr>
+                  <pic:blipFill rotWithShape="1">
+                    <a:blip r:embed="rId18">
+                      <a:extLst>
+                        <a:ext uri="{28A0092B-C50C-407E-A947-70E740481C1C}">
+                          <a14:useLocalDpi xmlns:a14="http://schemas.microsoft.com/office/drawing/2010/main" val="0"/>
+                        </a:ext>
+                      </a:extLst>
+                    </a:blip>
+                    <a:srcRect l="1563" t="12499" r="4167" b="4167"/>
+                    <a:stretch/>
+                  </pic:blipFill>
+                  <pic:spPr bwMode="auto">
+                    <a:xfrm>
+                      <a:off x="0" y="0"/>
+                      <a:ext cx="1724256" cy="190527"/>
+                    </a:xfrm>
+                    <a:prstGeom prst="rect">
+                      <a:avLst/>
+                    </a:prstGeom>
+                    <a:ln>
+                      <a:noFill/>
+                    </a:ln>
+                    <a:extLst>
+                      <a:ext uri="{53640926-AAD7-44D8-BBD7-CCE9431645EC}">
+                        <a14:shadowObscured xmlns:a14="http://schemas.microsoft.com/office/drawing/2010/main"/>
+                      </a:ext>
+                    </a:extLst>
+                  </pic:spPr>
+                </pic:pic>
+              </a:graphicData>
+            </a:graphic>
+          </wp:inline>
+        </w:drawing>
+      </w:r>
+    </w:p>
+    <w:p>
+      <w:pPr>
+        <w:pStyle w:val="NoSpacing"/>
+        <w:ind w:left="1080"/>
+      </w:pPr>
+    </w:p>
+    <w:p>
+      <w:pPr>
+        <w:pStyle w:val="NoSpacing"/>
+        <w:ind w:left="1080"/>
+      </w:pPr>
+      <w:r>
+        <w:t xml:space="preserve">insert into </w:t>
+      </w:r>
+      <w:proofErr w:type="spellStart"/>
+      <w:r>
+        <w:t>emp_details</w:t>
+      </w:r>
+      <w:proofErr w:type="spellEnd"/>
+      <w:r>
+        <w:t xml:space="preserve"> values(2001,'CRED',19000);</w:t>
+      </w:r>
+    </w:p>
+    <w:p>
+      <w:pPr>
+        <w:pStyle w:val="NoSpacing"/>
+        <w:ind w:left="1080"/>
+      </w:pPr>
+      <w:r>
+        <w:rPr>
+          <w:noProof/>
+        </w:rPr>
+        <w:drawing>
+          <wp:inline distT="0" distB="0" distL="0" distR="0">
+            <wp:extent cx="1152686" cy="181000"/>
+            <wp:effectExtent l="0" t="0" r="9525" b="9525"/>
+            <wp:docPr id="15" name="Picture 15"/>
+            <wp:cNvGraphicFramePr>
+              <a:graphicFrameLocks xmlns:a="http://schemas.openxmlformats.org/drawingml/2006/main" noChangeAspect="1"/>
+            </wp:cNvGraphicFramePr>
+            <a:graphic xmlns:a="http://schemas.openxmlformats.org/drawingml/2006/main">
+              <a:graphicData uri="http://schemas.openxmlformats.org/drawingml/2006/picture">
+                <pic:pic xmlns:pic="http://schemas.openxmlformats.org/drawingml/2006/picture">
+                  <pic:nvPicPr>
+                    <pic:cNvPr id="15" name="F84213D.tmp"/>
+                    <pic:cNvPicPr/>
+                  </pic:nvPicPr>
+                  <pic:blipFill>
+                    <a:blip r:embed="rId19">
+                      <a:extLst>
+                        <a:ext uri="{28A0092B-C50C-407E-A947-70E740481C1C}">
+                          <a14:useLocalDpi xmlns:a14="http://schemas.microsoft.com/office/drawing/2010/main" val="0"/>
+                        </a:ext>
+                      </a:extLst>
+                    </a:blip>
+                    <a:stretch>
+                      <a:fillRect/>
+                    </a:stretch>
+                  </pic:blipFill>
+                  <pic:spPr>
+                    <a:xfrm>
+                      <a:off x="0" y="0"/>
+                      <a:ext cx="1152686" cy="181000"/>
+                    </a:xfrm>
+                    <a:prstGeom prst="rect">
+                      <a:avLst/>
+                    </a:prstGeom>
+                  </pic:spPr>
+                </pic:pic>
+              </a:graphicData>
+            </a:graphic>
+          </wp:inline>
+        </w:drawing>
+      </w:r>
+    </w:p>
+    <w:p>
+      <w:pPr>
+        <w:pStyle w:val="NoSpacing"/>
+        <w:ind w:left="1080"/>
+      </w:pPr>
+    </w:p>
+    <w:p>
+      <w:pPr>
+        <w:pStyle w:val="NoSpacing"/>
+        <w:ind w:left="1080"/>
+      </w:pPr>
+    </w:p>
+    <w:p>
+      <w:pPr>
+        <w:pStyle w:val="NoSpacing"/>
+        <w:ind w:left="1080"/>
+      </w:pPr>
+      <w:r>
+        <w:t xml:space="preserve">insert into </w:t>
+      </w:r>
+      <w:proofErr w:type="spellStart"/>
+      <w:r>
+        <w:t>emp_details</w:t>
+      </w:r>
+      <w:proofErr w:type="spellEnd"/>
+      <w:r>
+        <w:t xml:space="preserve"> values(2002,'JAKE',22000);</w:t>
+      </w:r>
+    </w:p>
+    <w:p>
+      <w:pPr>
+        <w:pStyle w:val="NoSpacing"/>
+        <w:ind w:left="1080"/>
+      </w:pPr>
+    </w:p>
+    <w:p>
+      <w:pPr>
+        <w:pStyle w:val="NoSpacing"/>
+        <w:ind w:left="1080"/>
+      </w:pPr>
+      <w:r>
+        <w:rPr>
+          <w:noProof/>
+        </w:rPr>
+        <w:drawing>
+          <wp:inline distT="0" distB="0" distL="0" distR="0">
+            <wp:extent cx="2095792" cy="419158"/>
+            <wp:effectExtent l="0" t="0" r="0" b="0"/>
+            <wp:docPr id="16" name="Picture 16"/>
+            <wp:cNvGraphicFramePr>
+              <a:graphicFrameLocks xmlns:a="http://schemas.openxmlformats.org/drawingml/2006/main" noChangeAspect="1"/>
+            </wp:cNvGraphicFramePr>
+            <a:graphic xmlns:a="http://schemas.openxmlformats.org/drawingml/2006/main">
+              <a:graphicData uri="http://schemas.openxmlformats.org/drawingml/2006/picture">
+                <pic:pic xmlns:pic="http://schemas.openxmlformats.org/drawingml/2006/picture">
+                  <pic:nvPicPr>
+                    <pic:cNvPr id="16" name="F848075.tmp"/>
+                    <pic:cNvPicPr/>
+                  </pic:nvPicPr>
+                  <pic:blipFill>
+                    <a:blip r:embed="rId20">
+                      <a:extLst>
+                        <a:ext uri="{28A0092B-C50C-407E-A947-70E740481C1C}">
+                          <a14:useLocalDpi xmlns:a14="http://schemas.microsoft.com/office/drawing/2010/main" val="0"/>
+                        </a:ext>
+                      </a:extLst>
+                    </a:blip>
+                    <a:stretch>
+                      <a:fillRect/>
+                    </a:stretch>
+                  </pic:blipFill>
+                  <pic:spPr>
+                    <a:xfrm>
+                      <a:off x="0" y="0"/>
+                      <a:ext cx="2095792" cy="419158"/>
+                    </a:xfrm>
+                    <a:prstGeom prst="rect">
+                      <a:avLst/>
+                    </a:prstGeom>
+                  </pic:spPr>
+                </pic:pic>
+              </a:graphicData>
+            </a:graphic>
+          </wp:inline>
+        </w:drawing>
+      </w:r>
+    </w:p>
+    <w:p>
+      <w:pPr>
+        <w:pStyle w:val="NoSpacing"/>
+        <w:ind w:left="1080"/>
+      </w:pPr>
+      <w:r>
+        <w:t xml:space="preserve">select * from </w:t>
+      </w:r>
+      <w:proofErr w:type="spellStart"/>
+      <w:r>
+        <w:t>emp_details</w:t>
+      </w:r>
+      <w:proofErr w:type="spellEnd"/>
+      <w:r>
+        <w:t>;</w:t>
+      </w:r>
+    </w:p>
+    <w:p>
+      <w:pPr>
+        <w:pStyle w:val="NoSpacing"/>
+        <w:ind w:left="1080"/>
+      </w:pPr>
+    </w:p>
+    <w:p>
+      <w:pPr>
+        <w:pStyle w:val="NoSpacing"/>
+        <w:ind w:left="1080"/>
+      </w:pPr>
+      <w:r>
+        <w:rPr>
+          <w:noProof/>
+        </w:rPr>
+        <w:drawing>
+          <wp:inline distT="0" distB="0" distL="0" distR="0">
+            <wp:extent cx="2257740" cy="600159"/>
+            <wp:effectExtent l="0" t="0" r="0" b="9525"/>
+            <wp:docPr id="17" name="Picture 17"/>
+            <wp:cNvGraphicFramePr>
+              <a:graphicFrameLocks xmlns:a="http://schemas.openxmlformats.org/drawingml/2006/main" noChangeAspect="1"/>
+            </wp:cNvGraphicFramePr>
+            <a:graphic xmlns:a="http://schemas.openxmlformats.org/drawingml/2006/main">
+              <a:graphicData uri="http://schemas.openxmlformats.org/drawingml/2006/picture">
+                <pic:pic xmlns:pic="http://schemas.openxmlformats.org/drawingml/2006/picture">
+                  <pic:nvPicPr>
+                    <pic:cNvPr id="17" name="F84A85.tmp"/>
+                    <pic:cNvPicPr/>
+                  </pic:nvPicPr>
+                  <pic:blipFill>
+                    <a:blip r:embed="rId21">
+                      <a:extLst>
+                        <a:ext uri="{28A0092B-C50C-407E-A947-70E740481C1C}">
+                          <a14:useLocalDpi xmlns:a14="http://schemas.microsoft.com/office/drawing/2010/main" val="0"/>
+                        </a:ext>
+                      </a:extLst>
+                    </a:blip>
+                    <a:stretch>
+                      <a:fillRect/>
+                    </a:stretch>
+                  </pic:blipFill>
+                  <pic:spPr>
+                    <a:xfrm>
+                      <a:off x="0" y="0"/>
+                      <a:ext cx="2257740" cy="600159"/>
+                    </a:xfrm>
+                    <a:prstGeom prst="rect">
+                      <a:avLst/>
+                    </a:prstGeom>
+                  </pic:spPr>
+                </pic:pic>
+              </a:graphicData>
+            </a:graphic>
+          </wp:inline>
+        </w:drawing>
+      </w:r>
+    </w:p>
+    <w:p>
+      <w:pPr>
+        <w:pStyle w:val="NoSpacing"/>
+        <w:ind w:left="1080"/>
+      </w:pPr>
+    </w:p>
+    <w:p>
+      <w:pPr>
+        <w:pStyle w:val="NoSpacing"/>
+        <w:ind w:left="1080"/>
+      </w:pPr>
+      <w:r>
+        <w:t xml:space="preserve">update </w:t>
+      </w:r>
+      <w:proofErr w:type="spellStart"/>
+      <w:r>
+        <w:t>emp_details</w:t>
+      </w:r>
+      <w:proofErr w:type="spellEnd"/>
+      <w:r>
+        <w:t xml:space="preserve"> set salary=25000 where </w:t>
+      </w:r>
+      <w:proofErr w:type="spellStart"/>
+      <w:r>
+        <w:t>empid</w:t>
+      </w:r>
+      <w:proofErr w:type="spellEnd"/>
+      <w:r>
+        <w:t>=2001;</w:t>
+      </w:r>
+    </w:p>
+    <w:p>
+      <w:pPr>
+        <w:pStyle w:val="NoSpacing"/>
+        <w:ind w:left="1080"/>
+      </w:pPr>
+    </w:p>
+    <w:p>
+      <w:pPr>
+        <w:pStyle w:val="NoSpacing"/>
+        <w:ind w:left="1080"/>
+      </w:pPr>
+      <w:r>
+        <w:rPr>
+          <w:noProof/>
+        </w:rPr>
+        <w:drawing>
+          <wp:inline distT="0" distB="0" distL="0" distR="0">
+            <wp:extent cx="2057400" cy="371475"/>
+            <wp:effectExtent l="0" t="0" r="0" b="9525"/>
+            <wp:docPr id="19" name="Picture 19"/>
+            <wp:cNvGraphicFramePr>
+              <a:graphicFrameLocks xmlns:a="http://schemas.openxmlformats.org/drawingml/2006/main" noChangeAspect="1"/>
+            </wp:cNvGraphicFramePr>
+            <a:graphic xmlns:a="http://schemas.openxmlformats.org/drawingml/2006/main">
+              <a:graphicData uri="http://schemas.openxmlformats.org/drawingml/2006/picture">
+                <pic:pic xmlns:pic="http://schemas.openxmlformats.org/drawingml/2006/picture">
+                  <pic:nvPicPr>
+                    <pic:cNvPr id="19" name="F84867C.tmp"/>
+                    <pic:cNvPicPr/>
+                  </pic:nvPicPr>
+                  <pic:blipFill rotWithShape="1">
+                    <a:blip r:embed="rId22">
+                      <a:extLst>
+                        <a:ext uri="{28A0092B-C50C-407E-A947-70E740481C1C}">
+                          <a14:useLocalDpi xmlns:a14="http://schemas.microsoft.com/office/drawing/2010/main" val="0"/>
+                        </a:ext>
+                      </a:extLst>
+                    </a:blip>
+                    <a:srcRect l="1368" t="9302" r="1"/>
+                    <a:stretch/>
+                  </pic:blipFill>
+                  <pic:spPr bwMode="auto">
+                    <a:xfrm>
+                      <a:off x="0" y="0"/>
+                      <a:ext cx="2057687" cy="371527"/>
+                    </a:xfrm>
+                    <a:prstGeom prst="rect">
+                      <a:avLst/>
+                    </a:prstGeom>
+                    <a:ln>
+                      <a:noFill/>
+                    </a:ln>
+                    <a:extLst>
+                      <a:ext uri="{53640926-AAD7-44D8-BBD7-CCE9431645EC}">
+                        <a14:shadowObscured xmlns:a14="http://schemas.microsoft.com/office/drawing/2010/main"/>
+                      </a:ext>
+                    </a:extLst>
+                  </pic:spPr>
+                </pic:pic>
+              </a:graphicData>
+            </a:graphic>
+          </wp:inline>
+        </w:drawing>
+      </w:r>
+    </w:p>
+    <w:p>
+      <w:pPr>
+        <w:pStyle w:val="NoSpacing"/>
+        <w:ind w:left="1080"/>
+      </w:pPr>
+    </w:p>
+    <w:p>
+      <w:pPr>
+        <w:pStyle w:val="NoSpacing"/>
+        <w:ind w:left="1080"/>
+      </w:pPr>
+      <w:r>
+        <w:t xml:space="preserve">select * from </w:t>
+      </w:r>
+      <w:proofErr w:type="spellStart"/>
+      <w:r>
+        <w:t>emp_details</w:t>
+      </w:r>
+      <w:proofErr w:type="spellEnd"/>
+      <w:r>
+        <w:t>;</w:t>
+      </w:r>
+    </w:p>
+    <w:p>
+      <w:pPr>
+        <w:pStyle w:val="NoSpacing"/>
+        <w:ind w:left="1080"/>
+      </w:pPr>
+    </w:p>
+    <w:p>
+      <w:pPr>
+        <w:pStyle w:val="NoSpacing"/>
+        <w:ind w:left="1080"/>
+      </w:pPr>
+      <w:r>
+        <w:rPr>
+          <w:noProof/>
+        </w:rPr>
+        <w:drawing>
+          <wp:inline distT="0" distB="0" distL="0" distR="0">
+            <wp:extent cx="2228850" cy="590550"/>
+            <wp:effectExtent l="0" t="0" r="0" b="0"/>
+            <wp:docPr id="20" name="Picture 20"/>
+            <wp:cNvGraphicFramePr>
+              <a:graphicFrameLocks xmlns:a="http://schemas.openxmlformats.org/drawingml/2006/main" noChangeAspect="1"/>
+            </wp:cNvGraphicFramePr>
+            <a:graphic xmlns:a="http://schemas.openxmlformats.org/drawingml/2006/main">
+              <a:graphicData uri="http://schemas.openxmlformats.org/drawingml/2006/picture">
+                <pic:pic xmlns:pic="http://schemas.openxmlformats.org/drawingml/2006/picture">
+                  <pic:nvPicPr>
+                    <pic:cNvPr id="20" name="F841947.tmp"/>
+                    <pic:cNvPicPr/>
+                  </pic:nvPicPr>
+                  <pic:blipFill rotWithShape="1">
+                    <a:blip r:embed="rId23">
+                      <a:extLst>
+                        <a:ext uri="{28A0092B-C50C-407E-A947-70E740481C1C}">
+                          <a14:useLocalDpi xmlns:a14="http://schemas.microsoft.com/office/drawing/2010/main" val="0"/>
+                        </a:ext>
+                      </a:extLst>
+                    </a:blip>
+                    <a:srcRect t="6061" r="2500"/>
+                    <a:stretch/>
+                  </pic:blipFill>
+                  <pic:spPr bwMode="auto">
+                    <a:xfrm>
+                      <a:off x="0" y="0"/>
+                      <a:ext cx="2229162" cy="590633"/>
+                    </a:xfrm>
+                    <a:prstGeom prst="rect">
+                      <a:avLst/>
+                    </a:prstGeom>
+                    <a:ln>
+                      <a:noFill/>
+                    </a:ln>
+                    <a:extLst>
+                      <a:ext uri="{53640926-AAD7-44D8-BBD7-CCE9431645EC}">
+                        <a14:shadowObscured xmlns:a14="http://schemas.microsoft.com/office/drawing/2010/main"/>
+                      </a:ext>
+                    </a:extLst>
+                  </pic:spPr>
+                </pic:pic>
+              </a:graphicData>
+            </a:graphic>
+          </wp:inline>
+        </w:drawing>
+      </w:r>
+    </w:p>
+    <w:p>
+      <w:pPr>
+        <w:pStyle w:val="NoSpacing"/>
+        <w:ind w:left="1080"/>
+      </w:pPr>
+    </w:p>
+    <w:p>
+      <w:pPr>
+        <w:pStyle w:val="NoSpacing"/>
+        <w:ind w:left="720"/>
+      </w:pPr>
+    </w:p>
+    <w:p>
+      <w:pPr>
+        <w:pStyle w:val="NoSpacing"/>
+        <w:ind w:left="720"/>
+      </w:pPr>
+    </w:p>
+    <w:p>
+      <w:pPr>
+        <w:pStyle w:val="NoSpacing"/>
+        <w:numPr>
+          <w:ilvl w:val="0"/>
+          <w:numId w:val="4"/>
+        </w:numPr>
+      </w:pPr>
+      <w:r>
+        <w:t xml:space="preserve">create table </w:t>
+      </w:r>
+      <w:proofErr w:type="spellStart"/>
+      <w:r>
+        <w:t>cust_</w:t>
+      </w:r>
+      <w:proofErr w:type="gramStart"/>
+      <w:r>
+        <w:t>count</w:t>
+      </w:r>
+      <w:proofErr w:type="spellEnd"/>
+      <w:r>
+        <w:t>(</w:t>
+      </w:r>
+      <w:proofErr w:type="spellStart"/>
+      <w:proofErr w:type="gramEnd"/>
+      <w:r>
+        <w:t>count_row</w:t>
+      </w:r>
+      <w:proofErr w:type="spellEnd"/>
+      <w:r>
+        <w:t xml:space="preserve"> int);</w:t>
+      </w:r>
+    </w:p>
+    <w:p>
+      <w:pPr>
+        <w:pStyle w:val="NoSpacing"/>
+        <w:ind w:left="1080"/>
+      </w:pPr>
+      <w:r>
+        <w:rPr>
+          <w:noProof/>
+        </w:rPr>
+        <w:drawing>
+          <wp:inline distT="0" distB="0" distL="0" distR="0">
+            <wp:extent cx="2191056" cy="190527"/>
+            <wp:effectExtent l="0" t="0" r="0" b="0"/>
+            <wp:docPr id="21" name="Picture 21"/>
+            <wp:cNvGraphicFramePr>
+              <a:graphicFrameLocks xmlns:a="http://schemas.openxmlformats.org/drawingml/2006/main" noChangeAspect="1"/>
+            </wp:cNvGraphicFramePr>
+            <a:graphic xmlns:a="http://schemas.openxmlformats.org/drawingml/2006/main">
+              <a:graphicData uri="http://schemas.openxmlformats.org/drawingml/2006/picture">
+                <pic:pic xmlns:pic="http://schemas.openxmlformats.org/drawingml/2006/picture">
+                  <pic:nvPicPr>
+                    <pic:cNvPr id="21" name="F84859B.tmp"/>
+                    <pic:cNvPicPr/>
+                  </pic:nvPicPr>
+                  <pic:blipFill>
+                    <a:blip r:embed="rId24">
+                      <a:extLst>
+                        <a:ext uri="{28A0092B-C50C-407E-A947-70E740481C1C}">
+                          <a14:useLocalDpi xmlns:a14="http://schemas.microsoft.com/office/drawing/2010/main" val="0"/>
+                        </a:ext>
+                      </a:extLst>
+                    </a:blip>
+                    <a:stretch>
+                      <a:fillRect/>
+                    </a:stretch>
+                  </pic:blipFill>
+                  <pic:spPr>
+                    <a:xfrm>
+                      <a:off x="0" y="0"/>
+                      <a:ext cx="2191056" cy="190527"/>
+                    </a:xfrm>
+                    <a:prstGeom prst="rect">
+                      <a:avLst/>
+                    </a:prstGeom>
+                  </pic:spPr>
+                </pic:pic>
+              </a:graphicData>
+            </a:graphic>
+          </wp:inline>
+        </w:drawing>
+      </w:r>
+    </w:p>
+    <w:p>
+      <w:pPr>
+        <w:pStyle w:val="NoSpacing"/>
+        <w:ind w:left="720"/>
+      </w:pPr>
+    </w:p>
+    <w:p>
+      <w:pPr>
+        <w:pStyle w:val="NoSpacing"/>
+        <w:ind w:left="1080"/>
+      </w:pPr>
+      <w:r>
+        <w:t>create or replace trigger trigger3</w:t>
+      </w:r>
+    </w:p>
+    <w:p>
+      <w:pPr>
+        <w:pStyle w:val="NoSpacing"/>
+        <w:ind w:left="1080"/>
+      </w:pPr>
+      <w:r>
+        <w:t xml:space="preserve">before insert or delete on </w:t>
+      </w:r>
+      <w:proofErr w:type="spellStart"/>
+      <w:r>
+        <w:t>customer_details</w:t>
+      </w:r>
+      <w:proofErr w:type="spellEnd"/>
+    </w:p>
+    <w:p>
+      <w:pPr>
+        <w:pStyle w:val="NoSpacing"/>
+        <w:ind w:left="1080"/>
+      </w:pPr>
+      <w:r>
+        <w:t>for each row</w:t>
+      </w:r>
+    </w:p>
+    <w:p>
+      <w:pPr>
+        <w:pStyle w:val="NoSpacing"/>
+        <w:ind w:left="1080"/>
+      </w:pPr>
+      <w:r>
+        <w:t xml:space="preserve">begin </w:t>
+      </w:r>
+    </w:p>
+    <w:p>
+      <w:pPr>
+        <w:pStyle w:val="NoSpacing"/>
+        <w:ind w:left="1080"/>
+      </w:pPr>
+      <w:r>
+        <w:t xml:space="preserve">if deleting then update </w:t>
+      </w:r>
+      <w:proofErr w:type="spellStart"/>
+      <w:r>
+        <w:t>cust_cout</w:t>
+      </w:r>
+      <w:proofErr w:type="spellEnd"/>
+      <w:r>
+        <w:t xml:space="preserve"> set </w:t>
+      </w:r>
+      <w:proofErr w:type="spellStart"/>
+      <w:r>
+        <w:t>count_row</w:t>
+      </w:r>
+      <w:proofErr w:type="spellEnd"/>
+      <w:r>
+        <w:t>=count_row-1;</w:t>
+      </w:r>
+    </w:p>
+    <w:p>
+      <w:pPr>
+        <w:pStyle w:val="NoSpacing"/>
+        <w:ind w:left="1080"/>
+      </w:pPr>
+      <w:r>
+        <w:t xml:space="preserve">else update </w:t>
+      </w:r>
+      <w:proofErr w:type="spellStart"/>
+      <w:r>
+        <w:t>cust_count</w:t>
+      </w:r>
+      <w:proofErr w:type="spellEnd"/>
+      <w:r>
+        <w:t xml:space="preserve"> set </w:t>
+      </w:r>
+      <w:proofErr w:type="spellStart"/>
+      <w:r>
+        <w:t>count_row</w:t>
+      </w:r>
+      <w:proofErr w:type="spellEnd"/>
+      <w:r>
+        <w:t>=count_row+1;</w:t>
+      </w:r>
+    </w:p>
+    <w:p>
+      <w:pPr>
+        <w:pStyle w:val="NoSpacing"/>
+        <w:ind w:left="1080"/>
+      </w:pPr>
+      <w:r>
+        <w:t>end if;</w:t>
+      </w:r>
+    </w:p>
+    <w:p>
+      <w:pPr>
+        <w:pStyle w:val="NoSpacing"/>
+        <w:ind w:left="1080"/>
+      </w:pPr>
+      <w:r>
+        <w:t>end</w:t>
+      </w:r>
+    </w:p>
+    <w:p>
+      <w:pPr>
+        <w:pStyle w:val="NoSpacing"/>
+        <w:ind w:left="1080"/>
+      </w:pPr>
+      <w:r>
+        <w:t>/</w:t>
+      </w:r>
+    </w:p>
+    <w:p>
+      <w:pPr>
+        <w:pStyle w:val="NoSpacing"/>
+        <w:ind w:left="1080"/>
+      </w:pPr>
+    </w:p>
+    <w:p>
+      <w:pPr>
+        <w:pStyle w:val="NoSpacing"/>
+        <w:ind w:left="1080"/>
+      </w:pPr>
+      <w:r>
+        <w:rPr>
+          <w:noProof/>
+        </w:rPr>
+        <w:drawing>
+          <wp:inline distT="0" distB="0" distL="0" distR="0">
+            <wp:extent cx="1829055" cy="171474"/>
+            <wp:effectExtent l="0" t="0" r="0" b="0"/>
+            <wp:docPr id="22" name="Picture 22"/>
+            <wp:cNvGraphicFramePr>
+              <a:graphicFrameLocks xmlns:a="http://schemas.openxmlformats.org/drawingml/2006/main" noChangeAspect="1"/>
+            </wp:cNvGraphicFramePr>
+            <a:graphic xmlns:a="http://schemas.openxmlformats.org/drawingml/2006/main">
+              <a:graphicData uri="http://schemas.openxmlformats.org/drawingml/2006/picture">
+                <pic:pic xmlns:pic="http://schemas.openxmlformats.org/drawingml/2006/picture">
+                  <pic:nvPicPr>
+                    <pic:cNvPr id="22" name="F84D136.tmp"/>
+                    <pic:cNvPicPr/>
+                  </pic:nvPicPr>
+                  <pic:blipFill>
+                    <a:blip r:embed="rId25">
+                      <a:extLst>
+                        <a:ext uri="{28A0092B-C50C-407E-A947-70E740481C1C}">
+                          <a14:useLocalDpi xmlns:a14="http://schemas.microsoft.com/office/drawing/2010/main" val="0"/>
+                        </a:ext>
+                      </a:extLst>
+                    </a:blip>
+                    <a:stretch>
+                      <a:fillRect/>
+                    </a:stretch>
+                  </pic:blipFill>
+                  <pic:spPr>
+                    <a:xfrm>
+                      <a:off x="0" y="0"/>
+                      <a:ext cx="1829055" cy="171474"/>
+                    </a:xfrm>
+                    <a:prstGeom prst="rect">
+                      <a:avLst/>
+                    </a:prstGeom>
+                  </pic:spPr>
+                </pic:pic>
+              </a:graphicData>
+            </a:graphic>
+          </wp:inline>
+        </w:drawing>
+      </w:r>
+    </w:p>
+    <w:p>
+      <w:pPr>
+        <w:pStyle w:val="NoSpacing"/>
+        <w:ind w:left="1080"/>
+      </w:pPr>
+    </w:p>
+    <w:p>
+      <w:pPr>
+        <w:pStyle w:val="NoSpacing"/>
+        <w:ind w:left="1080"/>
+      </w:pPr>
+      <w:r>
+        <w:t xml:space="preserve">insert into </w:t>
+      </w:r>
+      <w:proofErr w:type="spellStart"/>
+      <w:r>
+        <w:t>customer_details</w:t>
+      </w:r>
+      <w:proofErr w:type="spellEnd"/>
+      <w:r>
+        <w:t xml:space="preserve"> </w:t>
+      </w:r>
+      <w:proofErr w:type="gramStart"/>
+      <w:r>
+        <w:t>values(</w:t>
+      </w:r>
+      <w:proofErr w:type="gramEnd"/>
+      <w:r>
+        <w:t>103,'Nandu','Chandys Apartments');</w:t>
+      </w:r>
+    </w:p>
+    <w:p>
+      <w:pPr>
+        <w:pStyle w:val="NoSpacing"/>
+        <w:ind w:left="1080"/>
+      </w:pPr>
+      <w:r>
+        <w:rPr>
+          <w:noProof/>
+        </w:rPr>
+        <w:drawing>
+          <wp:inline distT="0" distB="0" distL="0" distR="0">
+            <wp:extent cx="1848108" cy="371527"/>
+            <wp:effectExtent l="0" t="0" r="0" b="9525"/>
+            <wp:docPr id="23" name="Picture 23"/>
+            <wp:cNvGraphicFramePr>
+              <a:graphicFrameLocks xmlns:a="http://schemas.openxmlformats.org/drawingml/2006/main" noChangeAspect="1"/>
+            </wp:cNvGraphicFramePr>
+            <a:graphic xmlns:a="http://schemas.openxmlformats.org/drawingml/2006/main">
+              <a:graphicData uri="http://schemas.openxmlformats.org/drawingml/2006/picture">
+                <pic:pic xmlns:pic="http://schemas.openxmlformats.org/drawingml/2006/picture">
+                  <pic:nvPicPr>
+                    <pic:cNvPr id="23" name="F841FB7.tmp"/>
+                    <pic:cNvPicPr/>
+                  </pic:nvPicPr>
+                  <pic:blipFill>
+                    <a:blip r:embed="rId26">
+                      <a:extLst>
+                        <a:ext uri="{28A0092B-C50C-407E-A947-70E740481C1C}">
+                          <a14:useLocalDpi xmlns:a14="http://schemas.microsoft.com/office/drawing/2010/main" val="0"/>
+                        </a:ext>
+                      </a:extLst>
+                    </a:blip>
+                    <a:stretch>
+                      <a:fillRect/>
+                    </a:stretch>
+                  </pic:blipFill>
+                  <pic:spPr>
+                    <a:xfrm>
+                      <a:off x="0" y="0"/>
+                      <a:ext cx="1848108" cy="371527"/>
+                    </a:xfrm>
+                    <a:prstGeom prst="rect">
+                      <a:avLst/>
+                    </a:prstGeom>
+                  </pic:spPr>
+                </pic:pic>
+              </a:graphicData>
+            </a:graphic>
+          </wp:inline>
+        </w:drawing>
+      </w:r>
+    </w:p>
+    <w:p>
+      <w:pPr>
+        <w:pStyle w:val="NoSpacing"/>
+        <w:ind w:left="1080"/>
+      </w:pPr>
+    </w:p>
+    <w:p>
+      <w:pPr>
+        <w:pStyle w:val="NoSpacing"/>
+        <w:ind w:left="1080"/>
+      </w:pPr>
+      <w:r>
+        <w:t xml:space="preserve">select * from </w:t>
+      </w:r>
+      <w:proofErr w:type="spellStart"/>
+      <w:r>
+        <w:t>cust_count</w:t>
+      </w:r>
+      <w:proofErr w:type="spellEnd"/>
+      <w:r>
+        <w:t>;</w:t>
+      </w:r>
+    </w:p>
+    <w:p>
+      <w:pPr>
+        <w:pStyle w:val="NoSpacing"/>
+        <w:ind w:left="1080"/>
+      </w:pPr>
+    </w:p>
+    <w:p>
+      <w:pPr>
+        <w:pStyle w:val="NoSpacing"/>
+        <w:ind w:left="1080"/>
+      </w:pPr>
+      <w:r>
+        <w:rPr>
+          <w:noProof/>
+        </w:rPr>
+        <w:drawing>
+          <wp:inline distT="0" distB="0" distL="0" distR="0">
+            <wp:extent cx="1257300" cy="400050"/>
+            <wp:effectExtent l="0" t="0" r="0" b="0"/>
+            <wp:docPr id="24" name="Picture 24"/>
+            <wp:cNvGraphicFramePr>
+              <a:graphicFrameLocks xmlns:a="http://schemas.openxmlformats.org/drawingml/2006/main" noChangeAspect="1"/>
+            </wp:cNvGraphicFramePr>
+            <a:graphic xmlns:a="http://schemas.openxmlformats.org/drawingml/2006/main">
+              <a:graphicData uri="http://schemas.openxmlformats.org/drawingml/2006/picture">
+                <pic:pic xmlns:pic="http://schemas.openxmlformats.org/drawingml/2006/picture">
+                  <pic:nvPicPr>
+                    <pic:cNvPr id="24" name="F84AC58.tmp"/>
+                    <pic:cNvPicPr/>
+                  </pic:nvPicPr>
+                  <pic:blipFill rotWithShape="1">
+                    <a:blip r:embed="rId27">
+                      <a:extLst>
+                        <a:ext uri="{28A0092B-C50C-407E-A947-70E740481C1C}">
+                          <a14:useLocalDpi xmlns:a14="http://schemas.microsoft.com/office/drawing/2010/main" val="0"/>
+                        </a:ext>
+                      </a:extLst>
+                    </a:blip>
+                    <a:srcRect r="7042" b="8696"/>
+                    <a:stretch/>
+                  </pic:blipFill>
+                  <pic:spPr bwMode="auto">
+                    <a:xfrm>
+                      <a:off x="0" y="0"/>
+                      <a:ext cx="1257476" cy="400106"/>
+                    </a:xfrm>
+                    <a:prstGeom prst="rect">
+                      <a:avLst/>
+                    </a:prstGeom>
+                    <a:ln>
+                      <a:noFill/>
+                    </a:ln>
+                    <a:extLst>
+                      <a:ext uri="{53640926-AAD7-44D8-BBD7-CCE9431645EC}">
+                        <a14:shadowObscured xmlns:a14="http://schemas.microsoft.com/office/drawing/2010/main"/>
+                      </a:ext>
+                    </a:extLst>
+                  </pic:spPr>
+                </pic:pic>
+              </a:graphicData>
+            </a:graphic>
+          </wp:inline>
+        </w:drawing>
+      </w:r>
+    </w:p>
+    <w:p>
+      <w:pPr>
+        <w:pStyle w:val="NoSpacing"/>
+        <w:ind w:left="1080"/>
+      </w:pPr>
+    </w:p>
+    <w:p>
+      <w:pPr>
+        <w:pStyle w:val="NoSpacing"/>
+        <w:ind w:left="1080"/>
+      </w:pPr>
+    </w:p>
+    <w:p>
+      <w:pPr>
+        <w:pStyle w:val="NoSpacing"/>
+        <w:ind w:left="1080"/>
+      </w:pPr>
+    </w:p>
+    <w:p>
+      <w:pPr>
+        <w:pStyle w:val="NoSpacing"/>
+        <w:ind w:left="1080"/>
+      </w:pPr>
+      <w:r>
+        <w:t xml:space="preserve">insert into </w:t>
+      </w:r>
+      <w:proofErr w:type="spellStart"/>
+      <w:r>
+        <w:t>customer_details</w:t>
+      </w:r>
+      <w:proofErr w:type="spellEnd"/>
+      <w:r>
+        <w:t xml:space="preserve"> </w:t>
+      </w:r>
+      <w:proofErr w:type="gramStart"/>
+      <w:r>
+        <w:t>values(</w:t>
+      </w:r>
+      <w:proofErr w:type="gramEnd"/>
+      <w:r>
+        <w:t>102,'Navneet','Skyline Apartments');</w:t>
+      </w:r>
+    </w:p>
+    <w:p>
+      <w:pPr>
+        <w:pStyle w:val="NoSpacing"/>
+        <w:ind w:left="1080"/>
+      </w:pPr>
+    </w:p>
+    <w:p>
+      <w:pPr>
+        <w:pStyle w:val="NoSpacing"/>
+        <w:ind w:left="1080"/>
+      </w:pPr>
+      <w:r>
+        <w:t xml:space="preserve">select * from </w:t>
+      </w:r>
+      <w:proofErr w:type="spellStart"/>
+      <w:r>
+        <w:t>cust_count</w:t>
+      </w:r>
+      <w:proofErr w:type="spellEnd"/>
+      <w:r>
+        <w:t>;</w:t>
+      </w:r>
+    </w:p>
+    <w:p>
+      <w:pPr>
+        <w:pStyle w:val="NoSpacing"/>
+        <w:ind w:left="1080"/>
+      </w:pPr>
+    </w:p>
+    <w:p>
+      <w:pPr>
+        <w:pStyle w:val="NoSpacing"/>
+        <w:ind w:left="1080"/>
+      </w:pPr>
+      <w:r>
+        <w:rPr>
+          <w:noProof/>
+        </w:rPr>
+        <w:drawing>
+          <wp:inline distT="0" distB="0" distL="0" distR="0">
+            <wp:extent cx="1304925" cy="428625"/>
+            <wp:effectExtent l="0" t="0" r="9525" b="9525"/>
+            <wp:docPr id="25" name="Picture 25"/>
+            <wp:cNvGraphicFramePr>
+              <a:graphicFrameLocks xmlns:a="http://schemas.openxmlformats.org/drawingml/2006/main" noChangeAspect="1"/>
+            </wp:cNvGraphicFramePr>
+            <a:graphic xmlns:a="http://schemas.openxmlformats.org/drawingml/2006/main">
+              <a:graphicData uri="http://schemas.openxmlformats.org/drawingml/2006/picture">
+                <pic:pic xmlns:pic="http://schemas.openxmlformats.org/drawingml/2006/picture">
+                  <pic:nvPicPr>
+                    <pic:cNvPr id="25" name="F84E2D6.tmp"/>
+                    <pic:cNvPicPr/>
+                  </pic:nvPicPr>
+                  <pic:blipFill rotWithShape="1">
+                    <a:blip r:embed="rId28">
+                      <a:extLst>
+                        <a:ext uri="{28A0092B-C50C-407E-A947-70E740481C1C}">
+                          <a14:useLocalDpi xmlns:a14="http://schemas.microsoft.com/office/drawing/2010/main" val="0"/>
+                        </a:ext>
+                      </a:extLst>
+                    </a:blip>
+                    <a:srcRect r="7433"/>
+                    <a:stretch/>
+                  </pic:blipFill>
+                  <pic:spPr bwMode="auto">
+                    <a:xfrm>
+                      <a:off x="0" y="0"/>
+                      <a:ext cx="1305108" cy="428685"/>
+                    </a:xfrm>
+                    <a:prstGeom prst="rect">
+                      <a:avLst/>
+                    </a:prstGeom>
+                    <a:ln>
+                      <a:noFill/>
+                    </a:ln>
+                    <a:extLst>
+                      <a:ext uri="{53640926-AAD7-44D8-BBD7-CCE9431645EC}">
+                        <a14:shadowObscured xmlns:a14="http://schemas.microsoft.com/office/drawing/2010/main"/>
+                      </a:ext>
+                    </a:extLst>
+                  </pic:spPr>
+                </pic:pic>
+              </a:graphicData>
+            </a:graphic>
+          </wp:inline>
+        </w:drawing>
+      </w:r>
+    </w:p>
+    <w:p>
+      <w:pPr>
+        <w:pStyle w:val="NoSpacing"/>
+        <w:ind w:left="1080"/>
+      </w:pPr>
+    </w:p>
+    <w:p>
+      <w:pPr>
+        <w:pStyle w:val="NoSpacing"/>
+        <w:ind w:left="1080"/>
+      </w:pPr>
+      <w:r>
+        <w:t xml:space="preserve">select * from </w:t>
+      </w:r>
+      <w:proofErr w:type="spellStart"/>
+      <w:r>
+        <w:t>customer_deta</w:t>
+      </w:r>
+      <w:r>
+        <w:t>ils</w:t>
+      </w:r>
+      <w:proofErr w:type="spellEnd"/>
+      <w:r>
+        <w:t>;</w:t>
+      </w:r>
+    </w:p>
+    <w:p>
+      <w:pPr>
+        <w:pStyle w:val="NoSpacing"/>
+        <w:ind w:left="1080"/>
+      </w:pPr>
+    </w:p>
+    <w:p>
+      <w:pPr>
+        <w:pStyle w:val="NoSpacing"/>
+        <w:ind w:left="1080"/>
+      </w:pPr>
+      <w:r>
+        <w:rPr>
+          <w:noProof/>
+        </w:rPr>
+        <w:drawing>
+          <wp:inline distT="0" distB="0" distL="0" distR="0">
+            <wp:extent cx="3086100" cy="752475"/>
+            <wp:effectExtent l="0" t="0" r="0" b="9525"/>
+            <wp:docPr id="26" name="Picture 26"/>
+            <wp:cNvGraphicFramePr>
+              <a:graphicFrameLocks xmlns:a="http://schemas.openxmlformats.org/drawingml/2006/main" noChangeAspect="1"/>
+            </wp:cNvGraphicFramePr>
+            <a:graphic xmlns:a="http://schemas.openxmlformats.org/drawingml/2006/main">
+              <a:graphicData uri="http://schemas.openxmlformats.org/drawingml/2006/picture">
+                <pic:pic xmlns:pic="http://schemas.openxmlformats.org/drawingml/2006/picture">
+                  <pic:nvPicPr>
+                    <pic:cNvPr id="26" name="F84ACC4.tmp"/>
+                    <pic:cNvPicPr/>
+                  </pic:nvPicPr>
+                  <pic:blipFill rotWithShape="1">
+                    <a:blip r:embed="rId29">
+                      <a:extLst>
+                        <a:ext uri="{28A0092B-C50C-407E-A947-70E740481C1C}">
+                          <a14:useLocalDpi xmlns:a14="http://schemas.microsoft.com/office/drawing/2010/main" val="0"/>
+                        </a:ext>
+                      </a:extLst>
+                    </a:blip>
+                    <a:srcRect r="4706" b="8139"/>
+                    <a:stretch/>
+                  </pic:blipFill>
+                  <pic:spPr bwMode="auto">
+                    <a:xfrm>
+                      <a:off x="0" y="0"/>
+                      <a:ext cx="3086531" cy="752580"/>
+                    </a:xfrm>
+                    <a:prstGeom prst="rect">
+                      <a:avLst/>
+                    </a:prstGeom>
+                    <a:ln>
+                      <a:noFill/>
+                    </a:ln>
+                    <a:extLst>
+                      <a:ext uri="{53640926-AAD7-44D8-BBD7-CCE9431645EC}">
+                        <a14:shadowObscured xmlns:a14="http://schemas.microsoft.com/office/drawing/2010/main"/>
+                      </a:ext>
+                    </a:extLst>
+                  </pic:spPr>
+                </pic:pic>
+              </a:graphicData>
+            </a:graphic>
+          </wp:inline>
+        </w:drawing>
+      </w:r>
+    </w:p>
+    <w:p>
+      <w:pPr>
+        <w:pStyle w:val="NoSpacing"/>
+        <w:ind w:left="1080"/>
+      </w:pPr>
+    </w:p>
+    <w:p>
+      <w:pPr>
+        <w:pStyle w:val="NoSpacing"/>
+        <w:ind w:left="1080"/>
+      </w:pPr>
+      <w:r>
+        <w:t xml:space="preserve">delete from </w:t>
+      </w:r>
+      <w:proofErr w:type="spellStart"/>
+      <w:r>
+        <w:t>customer_details</w:t>
+      </w:r>
+      <w:proofErr w:type="spellEnd"/>
+      <w:r>
+        <w:t xml:space="preserve"> where </w:t>
+      </w:r>
+      <w:proofErr w:type="spellStart"/>
+      <w:r>
+        <w:t>cust_id</w:t>
+      </w:r>
+      <w:proofErr w:type="spellEnd"/>
+      <w:r>
+        <w:t>=1001;</w:t>
+      </w:r>
+    </w:p>
+    <w:p>
+      <w:pPr>
+        <w:pStyle w:val="NoSpacing"/>
+        <w:ind w:left="1080"/>
+      </w:pPr>
+      <w:r>
+        <w:rPr>
+          <w:noProof/>
+        </w:rPr>
+        <w:drawing>
+          <wp:inline distT="0" distB="0" distL="0" distR="0">
+            <wp:extent cx="1076324" cy="276225"/>
+            <wp:effectExtent l="0" t="0" r="0" b="0"/>
+            <wp:docPr id="27" name="Picture 27"/>
+            <wp:cNvGraphicFramePr>
+              <a:graphicFrameLocks xmlns:a="http://schemas.openxmlformats.org/drawingml/2006/main" noChangeAspect="1"/>
+            </wp:cNvGraphicFramePr>
+            <a:graphic xmlns:a="http://schemas.openxmlformats.org/drawingml/2006/main">
+              <a:graphicData uri="http://schemas.openxmlformats.org/drawingml/2006/picture">
+                <pic:pic xmlns:pic="http://schemas.openxmlformats.org/drawingml/2006/picture">
+                  <pic:nvPicPr>
+                    <pic:cNvPr id="27" name="F847209.tmp"/>
+                    <pic:cNvPicPr/>
+                  </pic:nvPicPr>
+                  <pic:blipFill rotWithShape="1">
+                    <a:blip r:embed="rId30">
+                      <a:extLst>
+                        <a:ext uri="{28A0092B-C50C-407E-A947-70E740481C1C}">
+                          <a14:useLocalDpi xmlns:a14="http://schemas.microsoft.com/office/drawing/2010/main" val="0"/>
+                        </a:ext>
+                      </a:extLst>
+                    </a:blip>
+                    <a:srcRect t="19445"/>
+                    <a:stretch/>
+                  </pic:blipFill>
+                  <pic:spPr bwMode="auto">
+                    <a:xfrm>
+                      <a:off x="0" y="0"/>
+                      <a:ext cx="1076475" cy="276264"/>
+                    </a:xfrm>
+                    <a:prstGeom prst="rect">
+                      <a:avLst/>
+                    </a:prstGeom>
+                    <a:ln>
+                      <a:noFill/>
+                    </a:ln>
+                    <a:extLst>
+                      <a:ext uri="{53640926-AAD7-44D8-BBD7-CCE9431645EC}">
+                        <a14:shadowObscured xmlns:a14="http://schemas.microsoft.com/office/drawing/2010/main"/>
+                      </a:ext>
+                    </a:extLst>
+                  </pic:spPr>
+                </pic:pic>
+              </a:graphicData>
+            </a:graphic>
+          </wp:inline>
+        </w:drawing>
+      </w:r>
+    </w:p>
+    <w:p>
+      <w:pPr>
+        <w:pStyle w:val="NoSpacing"/>
+        <w:ind w:left="1080"/>
+      </w:pPr>
+    </w:p>
+    <w:p>
+      <w:pPr>
+        <w:pStyle w:val="NoSpacing"/>
+        <w:ind w:left="1080"/>
+      </w:pPr>
+      <w:r>
+        <w:t xml:space="preserve">select * from </w:t>
+      </w:r>
+      <w:proofErr w:type="spellStart"/>
+      <w:r>
+        <w:t>cust_count</w:t>
+      </w:r>
+      <w:proofErr w:type="spellEnd"/>
+      <w:r>
+        <w:t>;</w:t>
+      </w:r>
+    </w:p>
+    <w:p>
+      <w:pPr>
+        <w:pStyle w:val="NoSpacing"/>
+        <w:ind w:left="1080"/>
+      </w:pPr>
+    </w:p>
+    <w:p>
+      <w:pPr>
+        <w:pStyle w:val="NoSpacing"/>
+        <w:ind w:left="1080"/>
+      </w:pPr>
+      <w:r>
+        <w:rPr>
+          <w:noProof/>
+        </w:rPr>
+        <w:drawing>
+          <wp:inline distT="0" distB="0" distL="0" distR="0">
+            <wp:extent cx="1257300" cy="447675"/>
+            <wp:effectExtent l="0" t="0" r="0" b="9525"/>
+            <wp:docPr id="28" name="Picture 28"/>
+            <wp:cNvGraphicFramePr>
+              <a:graphicFrameLocks xmlns:a="http://schemas.openxmlformats.org/drawingml/2006/main" noChangeAspect="1"/>
+            </wp:cNvGraphicFramePr>
+            <a:graphic xmlns:a="http://schemas.openxmlformats.org/drawingml/2006/main">
+              <a:graphicData uri="http://schemas.openxmlformats.org/drawingml/2006/picture">
+                <pic:pic xmlns:pic="http://schemas.openxmlformats.org/drawingml/2006/picture">
+                  <pic:nvPicPr>
+                    <pic:cNvPr id="28" name="F84BA2F.tmp"/>
+                    <pic:cNvPicPr/>
+                  </pic:nvPicPr>
+                  <pic:blipFill rotWithShape="1">
+                    <a:blip r:embed="rId31">
+                      <a:extLst>
+                        <a:ext uri="{28A0092B-C50C-407E-A947-70E740481C1C}">
+                          <a14:useLocalDpi xmlns:a14="http://schemas.microsoft.com/office/drawing/2010/main" val="0"/>
+                        </a:ext>
+                      </a:extLst>
+                    </a:blip>
+                    <a:srcRect r="5714" b="2084"/>
+                    <a:stretch/>
+                  </pic:blipFill>
+                  <pic:spPr bwMode="auto">
+                    <a:xfrm>
+                      <a:off x="0" y="0"/>
+                      <a:ext cx="1257476" cy="447738"/>
+                    </a:xfrm>
+                    <a:prstGeom prst="rect">
+                      <a:avLst/>
+                    </a:prstGeom>
+                    <a:ln>
+                      <a:noFill/>
+                    </a:ln>
+                    <a:extLst>
+                      <a:ext uri="{53640926-AAD7-44D8-BBD7-CCE9431645EC}">
+                        <a14:shadowObscured xmlns:a14="http://schemas.microsoft.com/office/drawing/2010/main"/>
+                      </a:ext>
+                    </a:extLst>
+                  </pic:spPr>
+                </pic:pic>
+              </a:graphicData>
+            </a:graphic>
+          </wp:inline>
+        </w:drawing>
+      </w:r>
+    </w:p>
+    <w:p>
+      <w:pPr>
+        <w:pStyle w:val="NoSpacing"/>
+        <w:ind w:left="1080"/>
+      </w:pPr>
+    </w:p>
+    <w:p>
+      <w:pPr>
+        <w:pStyle w:val="NoSpacing"/>
+        <w:ind w:left="1080"/>
+      </w:pPr>
+      <w:r>
+        <w:t xml:space="preserve">select * from </w:t>
+      </w:r>
+      <w:proofErr w:type="spellStart"/>
+      <w:r>
+        <w:t>customer_details</w:t>
+      </w:r>
+      <w:proofErr w:type="spellEnd"/>
+      <w:r>
+        <w:t>;</w:t>
+      </w:r>
+    </w:p>
+    <w:p>
+      <w:pPr>
+        <w:pStyle w:val="NoSpacing"/>
+        <w:ind w:left="1080"/>
+      </w:pPr>
+    </w:p>
+    <w:p>
+      <w:pPr>
+        <w:pStyle w:val="NoSpacing"/>
+        <w:ind w:left="1080"/>
+      </w:pPr>
+      <w:r>
+        <w:rPr>
+          <w:noProof/>
+        </w:rPr>
+        <w:drawing>
+          <wp:inline distT="0" distB="0" distL="0" distR="0">
+            <wp:extent cx="3077004" cy="590632"/>
+            <wp:effectExtent l="0" t="0" r="9525" b="0"/>
+            <wp:docPr id="30" name="Picture 30"/>
+            <wp:cNvGraphicFramePr>
+              <a:graphicFrameLocks xmlns:a="http://schemas.openxmlformats.org/drawingml/2006/main" noChangeAspect="1"/>
+            </wp:cNvGraphicFramePr>
+            <a:graphic xmlns:a="http://schemas.openxmlformats.org/drawingml/2006/main">
+              <a:graphicData uri="http://schemas.openxmlformats.org/drawingml/2006/picture">
+                <pic:pic xmlns:pic="http://schemas.openxmlformats.org/drawingml/2006/picture">
+                  <pic:nvPicPr>
+                    <pic:cNvPr id="30" name="F84F4BB.tmp"/>
+                    <pic:cNvPicPr/>
+                  </pic:nvPicPr>
+                  <pic:blipFill>
+                    <a:blip r:embed="rId32">
+                      <a:extLst>
+                        <a:ext uri="{28A0092B-C50C-407E-A947-70E740481C1C}">
+                          <a14:useLocalDpi xmlns:a14="http://schemas.microsoft.com/office/drawing/2010/main" val="0"/>
+                        </a:ext>
+                      </a:extLst>
+                    </a:blip>
+                    <a:stretch>
+                      <a:fillRect/>
+                    </a:stretch>
+                  </pic:blipFill>
+                  <pic:spPr>
+                    <a:xfrm>
+                      <a:off x="0" y="0"/>
+                      <a:ext cx="3077004" cy="590632"/>
+                    </a:xfrm>
+                    <a:prstGeom prst="rect">
+                      <a:avLst/>
+                    </a:prstGeom>
+                  </pic:spPr>
+                </pic:pic>
+              </a:graphicData>
+            </a:graphic>
+          </wp:inline>
+        </w:drawing>
+      </w:r>
+    </w:p>
+    <w:p>
+      <w:pPr>
+        <w:pStyle w:val="NoSpacing"/>
+        <w:ind w:left="720"/>
+      </w:pPr>
+    </w:p>
+    <w:p>
+      <w:pPr>
+        <w:pStyle w:val="NoSpacing"/>
+        <w:ind w:left="720"/>
+      </w:pPr>
+    </w:p>
+    <w:p>
+      <w:pPr>
+        <w:pStyle w:val="NoSpacing"/>
+        <w:ind w:left="720"/>
+      </w:pPr>
+    </w:p>
+    <w:p>
+      <w:pPr>
+        <w:pStyle w:val="NoSpacing"/>
+        <w:numPr>
+          <w:ilvl w:val="0"/>
+          <w:numId w:val="4"/>
+        </w:numPr>
+      </w:pPr>
+      <w:r>
+        <w:t>create table deleted1(</w:t>
+      </w:r>
+      <w:proofErr w:type="spellStart"/>
+      <w:r>
+        <w:t>empid</w:t>
+      </w:r>
+      <w:proofErr w:type="spellEnd"/>
+      <w:r>
+        <w:t xml:space="preserve"> int unique, </w:t>
+      </w:r>
+      <w:proofErr w:type="spellStart"/>
+      <w:r>
+        <w:t>empname</w:t>
+      </w:r>
+      <w:proofErr w:type="spellEnd"/>
+      <w:r>
+        <w:t xml:space="preserve"> </w:t>
+      </w:r>
+      <w:proofErr w:type="gramStart"/>
+      <w:r>
+        <w:t>varchar(</w:t>
+      </w:r>
+      <w:proofErr w:type="gramEnd"/>
+      <w:r>
+        <w:t>20), salary number(6));</w:t>
+      </w:r>
+    </w:p>
+    <w:p>
+      <w:pPr>
+        <w:pStyle w:val="NoSpacing"/>
+        <w:ind w:left="1080"/>
+      </w:pPr>
+      <w:r>
+        <w:t>create table updated1(</w:t>
+      </w:r>
+      <w:proofErr w:type="spellStart"/>
+      <w:r>
+        <w:t>empid</w:t>
+      </w:r>
+      <w:proofErr w:type="spellEnd"/>
+      <w:r>
+        <w:t xml:space="preserve"> int unique, </w:t>
+      </w:r>
+      <w:proofErr w:type="spellStart"/>
+      <w:r>
+        <w:t>empname</w:t>
+      </w:r>
+      <w:proofErr w:type="spellEnd"/>
+      <w:r>
+        <w:t xml:space="preserve"> </w:t>
+      </w:r>
+      <w:proofErr w:type="gramStart"/>
+      <w:r>
+        <w:t>varchar(</w:t>
+      </w:r>
+      <w:proofErr w:type="gramEnd"/>
+      <w:r>
+        <w:t>20), salary number(6));</w:t>
+      </w:r>
+    </w:p>
+    <w:p>
+      <w:pPr>
+        <w:pStyle w:val="NoSpacing"/>
+        <w:ind w:left="1080"/>
+      </w:pPr>
+    </w:p>
+    <w:p>
+      <w:pPr>
+        <w:pStyle w:val="NoSpacing"/>
+        <w:ind w:left="1080"/>
+      </w:pPr>
+      <w:r>
+        <w:rPr>
+          <w:noProof/>
+        </w:rPr>
+        <w:drawing>
+          <wp:inline distT="0" distB="0" distL="0" distR="0">
+            <wp:extent cx="1638529" cy="419158"/>
+            <wp:effectExtent l="0" t="0" r="0" b="0"/>
+            <wp:docPr id="29" name="Picture 29"/>
+            <wp:cNvGraphicFramePr>
+              <a:graphicFrameLocks xmlns:a="http://schemas.openxmlformats.org/drawingml/2006/main" noChangeAspect="1"/>
+            </wp:cNvGraphicFramePr>
+            <a:graphic xmlns:a="http://schemas.openxmlformats.org/drawingml/2006/main">
+              <a:graphicData uri="http://schemas.openxmlformats.org/drawingml/2006/picture">
+                <pic:pic xmlns:pic="http://schemas.openxmlformats.org/drawingml/2006/picture">
+                  <pic:nvPicPr>
+                    <pic:cNvPr id="29" name="F841C39.tmp"/>
+                    <pic:cNvPicPr/>
+                  </pic:nvPicPr>
+                  <pic:blipFill>
+                    <a:blip r:embed="rId33">
+                      <a:extLst>
+                        <a:ext uri="{28A0092B-C50C-407E-A947-70E740481C1C}">
+                          <a14:useLocalDpi xmlns:a14="http://schemas.microsoft.com/office/drawing/2010/main" val="0"/>
+                        </a:ext>
+                      </a:extLst>
+                    </a:blip>
+                    <a:stretch>
+                      <a:fillRect/>
+                    </a:stretch>
+                  </pic:blipFill>
+                  <pic:spPr>
+                    <a:xfrm>
+                      <a:off x="0" y="0"/>
+                      <a:ext cx="1638529" cy="419158"/>
+                    </a:xfrm>
+                    <a:prstGeom prst="rect">
+                      <a:avLst/>
+                    </a:prstGeom>
+                  </pic:spPr>
+                </pic:pic>
+              </a:graphicData>
+            </a:graphic>
+          </wp:inline>
+        </w:drawing>
+      </w:r>
+    </w:p>
+    <w:p>
+      <w:pPr>
+        <w:pStyle w:val="NoSpacing"/>
+        <w:ind w:left="1080"/>
+      </w:pPr>
+    </w:p>
+    <w:p>
+      <w:pPr>
+        <w:pStyle w:val="NoSpacing"/>
+        <w:ind w:left="1080"/>
+      </w:pPr>
+      <w:r>
+        <w:t>create or replace trigger trigger4</w:t>
+      </w:r>
+    </w:p>
+    <w:p>
+      <w:pPr>
+        <w:pStyle w:val="NoSpacing"/>
+        <w:ind w:left="1080"/>
+      </w:pPr>
+      <w:r>
+        <w:t xml:space="preserve">after update or delete on </w:t>
+      </w:r>
+      <w:proofErr w:type="spellStart"/>
+      <w:r>
+        <w:t>emp_details</w:t>
+      </w:r>
+      <w:proofErr w:type="spellEnd"/>
+    </w:p>
+    <w:p>
+      <w:pPr>
+        <w:pStyle w:val="NoSpacing"/>
+        <w:ind w:left="1080"/>
+      </w:pPr>
+      <w:r>
+        <w:t>for each row</w:t>
+      </w:r>
+    </w:p>
+    <w:p>
+      <w:pPr>
+        <w:pStyle w:val="NoSpacing"/>
+        <w:ind w:left="1080"/>
+      </w:pPr>
+      <w:r>
+        <w:t xml:space="preserve">begin </w:t>
+      </w:r>
+    </w:p>
+    <w:p>
+      <w:pPr>
+        <w:pStyle w:val="NoSpacing"/>
+        <w:ind w:left="1080"/>
+      </w:pPr>
+      <w:r>
+        <w:t>if deleting then insert into deleted1 values(:</w:t>
+      </w:r>
+      <w:proofErr w:type="gramStart"/>
+      <w:r>
+        <w:t>old.</w:t>
+      </w:r>
+      <w:proofErr w:type="spellStart"/>
+      <w:r>
+        <w:t>empid</w:t>
+      </w:r>
+      <w:proofErr w:type="spellEnd"/>
+      <w:r>
+        <w:t>,:</w:t>
+      </w:r>
+      <w:proofErr w:type="gramEnd"/>
+      <w:r>
+        <w:t>old.</w:t>
+      </w:r>
+      <w:proofErr w:type="spellStart"/>
+      <w:r>
+        <w:t>empname</w:t>
+      </w:r>
+      <w:proofErr w:type="spellEnd"/>
+      <w:r>
+        <w:t>,:</w:t>
+      </w:r>
+      <w:proofErr w:type="spellStart"/>
+      <w:r>
+        <w:t>old.salary</w:t>
+      </w:r>
+      <w:proofErr w:type="spellEnd"/>
+      <w:r>
+        <w:t>);</w:t>
+      </w:r>
+    </w:p>
+    <w:p>
+      <w:pPr>
+        <w:pStyle w:val="NoSpacing"/>
+        <w:ind w:left="1080"/>
+      </w:pPr>
+      <w:r>
+        <w:t>else insert into updated1 values</w:t>
+      </w:r>
+      <w:proofErr w:type="gramStart"/>
+      <w:r>
+        <w:t>(:new</w:t>
+      </w:r>
+      <w:proofErr w:type="gramEnd"/>
+      <w:r>
+        <w:t>.</w:t>
+      </w:r>
+      <w:proofErr w:type="spellStart"/>
+      <w:r>
+        <w:t>empid</w:t>
+      </w:r>
+      <w:proofErr w:type="spellEnd"/>
+      <w:r>
+        <w:t>,:new.</w:t>
+      </w:r>
+      <w:proofErr w:type="spellStart"/>
+      <w:r>
+        <w:t>empname</w:t>
+      </w:r>
+      <w:proofErr w:type="spellEnd"/>
+      <w:r>
+        <w:t>,:</w:t>
+      </w:r>
+      <w:proofErr w:type="spellStart"/>
+      <w:r>
+        <w:t>new.salary</w:t>
+      </w:r>
+      <w:proofErr w:type="spellEnd"/>
+      <w:r>
+        <w:t>);</w:t>
+      </w:r>
+    </w:p>
+    <w:p>
+      <w:pPr>
+        <w:pStyle w:val="NoSpacing"/>
+        <w:ind w:left="1080"/>
+      </w:pPr>
+      <w:r>
+        <w:t>end if;</w:t>
+      </w:r>
+    </w:p>
+    <w:p>
+      <w:pPr>
+        <w:pStyle w:val="NoSpacing"/>
+        <w:ind w:left="1080"/>
+      </w:pPr>
+      <w:r>
+        <w:t>end;</w:t>
+      </w:r>
+    </w:p>
+    <w:p>
+      <w:pPr>
+        <w:pStyle w:val="NoSpacing"/>
+        <w:ind w:left="1080"/>
+      </w:pPr>
+      <w:r>
+        <w:t>/</w:t>
+      </w:r>
+    </w:p>
+    <w:p>
+      <w:pPr>
+        <w:pStyle w:val="NoSpacing"/>
+        <w:ind w:left="1080"/>
+      </w:pPr>
+      <w:r>
+        <w:rPr>
+          <w:noProof/>
+        </w:rPr>
+        <w:drawing>
+          <wp:inline distT="0" distB="0" distL="0" distR="0">
+            <wp:extent cx="1914792" cy="209579"/>
+            <wp:effectExtent l="0" t="0" r="9525" b="0"/>
+            <wp:docPr id="31" name="Picture 31"/>
+            <wp:cNvGraphicFramePr>
+              <a:graphicFrameLocks xmlns:a="http://schemas.openxmlformats.org/drawingml/2006/main" noChangeAspect="1"/>
+            </wp:cNvGraphicFramePr>
+            <a:graphic xmlns:a="http://schemas.openxmlformats.org/drawingml/2006/main">
+              <a:graphicData uri="http://schemas.openxmlformats.org/drawingml/2006/picture">
+                <pic:pic xmlns:pic="http://schemas.openxmlformats.org/drawingml/2006/picture">
+                  <pic:nvPicPr>
+                    <pic:cNvPr id="31" name="F84C45E.tmp"/>
+                    <pic:cNvPicPr/>
+                  </pic:nvPicPr>
+                  <pic:blipFill>
+                    <a:blip r:embed="rId34">
+                      <a:extLst>
+                        <a:ext uri="{28A0092B-C50C-407E-A947-70E740481C1C}">
+                          <a14:useLocalDpi xmlns:a14="http://schemas.microsoft.com/office/drawing/2010/main" val="0"/>
+                        </a:ext>
+                      </a:extLst>
+                    </a:blip>
+                    <a:stretch>
+                      <a:fillRect/>
+                    </a:stretch>
+                  </pic:blipFill>
+                  <pic:spPr>
+                    <a:xfrm>
+                      <a:off x="0" y="0"/>
+                      <a:ext cx="1914792" cy="209579"/>
+                    </a:xfrm>
+                    <a:prstGeom prst="rect">
+                      <a:avLst/>
+                    </a:prstGeom>
+                  </pic:spPr>
+                </pic:pic>
+              </a:graphicData>
+            </a:graphic>
+          </wp:inline>
+        </w:drawing>
+      </w:r>
+    </w:p>
+    <w:p>
+      <w:pPr>
+        <w:pStyle w:val="NoSpacing"/>
+        <w:ind w:left="1080"/>
+      </w:pPr>
+    </w:p>
+    <w:p>
+      <w:pPr>
+        <w:pStyle w:val="NoSpacing"/>
+        <w:ind w:left="1080"/>
+      </w:pPr>
+    </w:p>
+    <w:p>
+      <w:pPr>
+        <w:pStyle w:val="NoSpacing"/>
+        <w:ind w:left="1080"/>
+      </w:pPr>
+    </w:p>
+    <w:p>
+      <w:pPr>
+        <w:pStyle w:val="NoSpacing"/>
+        <w:ind w:left="1080"/>
+      </w:pPr>
+      <w:r>
+        <w:t xml:space="preserve">delete from </w:t>
+      </w:r>
+      <w:proofErr w:type="spellStart"/>
+      <w:r>
+        <w:t>emp_details</w:t>
+      </w:r>
+      <w:proofErr w:type="spellEnd"/>
+      <w:r>
+        <w:t xml:space="preserve"> where </w:t>
+      </w:r>
+      <w:proofErr w:type="spellStart"/>
+      <w:r>
+        <w:t>empid</w:t>
+      </w:r>
+      <w:proofErr w:type="spellEnd"/>
+      <w:r>
+        <w:t>=2002;</w:t>
+      </w:r>
+    </w:p>
+    <w:p>
+      <w:pPr>
+        <w:pStyle w:val="NoSpacing"/>
+        <w:ind w:left="1080"/>
+      </w:pPr>
+      <w:r>
+        <w:t xml:space="preserve">select * from </w:t>
+      </w:r>
+      <w:proofErr w:type="spellStart"/>
+      <w:r>
+        <w:t>emp_details</w:t>
+      </w:r>
+      <w:proofErr w:type="spellEnd"/>
+      <w:r>
+        <w:t>;</w:t>
+      </w:r>
+    </w:p>
+    <w:p>
+      <w:pPr>
+        <w:pStyle w:val="NoSpacing"/>
+        <w:ind w:left="1080"/>
+      </w:pPr>
+      <w:r>
+        <w:rPr>
+          <w:noProof/>
+        </w:rPr>
+        <w:drawing>
+          <wp:inline distT="0" distB="0" distL="0" distR="0">
+            <wp:extent cx="2210108" cy="457264"/>
+            <wp:effectExtent l="0" t="0" r="0" b="0"/>
+            <wp:docPr id="33" name="Picture 33"/>
+            <wp:cNvGraphicFramePr>
+              <a:graphicFrameLocks xmlns:a="http://schemas.openxmlformats.org/drawingml/2006/main" noChangeAspect="1"/>
+            </wp:cNvGraphicFramePr>
+            <a:graphic xmlns:a="http://schemas.openxmlformats.org/drawingml/2006/main">
+              <a:graphicData uri="http://schemas.openxmlformats.org/drawingml/2006/picture">
+                <pic:pic xmlns:pic="http://schemas.openxmlformats.org/drawingml/2006/picture">
+                  <pic:nvPicPr>
+                    <pic:cNvPr id="33" name="F84FCE6.tmp"/>
+                    <pic:cNvPicPr/>
+                  </pic:nvPicPr>
+                  <pic:blipFill>
+                    <a:blip r:embed="rId35">
+                      <a:extLst>
+                        <a:ext uri="{28A0092B-C50C-407E-A947-70E740481C1C}">
+                          <a14:useLocalDpi xmlns:a14="http://schemas.microsoft.com/office/drawing/2010/main" val="0"/>
+                        </a:ext>
+                      </a:extLst>
+                    </a:blip>
+                    <a:stretch>
+                      <a:fillRect/>
+                    </a:stretch>
+                  </pic:blipFill>
+                  <pic:spPr>
+                    <a:xfrm>
+                      <a:off x="0" y="0"/>
+                      <a:ext cx="2210108" cy="457264"/>
+                    </a:xfrm>
+                    <a:prstGeom prst="rect">
+                      <a:avLst/>
+                    </a:prstGeom>
+                  </pic:spPr>
+                </pic:pic>
+              </a:graphicData>
+            </a:graphic>
+          </wp:inline>
+        </w:drawing>
+      </w:r>
+    </w:p>
+    <w:p>
+      <w:pPr>
+        <w:pStyle w:val="NoSpacing"/>
+        <w:ind w:left="1080"/>
+      </w:pPr>
+    </w:p>
+    <w:p>
+      <w:pPr>
+        <w:pStyle w:val="NoSpacing"/>
+        <w:ind w:left="1080"/>
+      </w:pPr>
+      <w:r>
+        <w:t>select * from deleted1;</w:t>
+      </w:r>
+    </w:p>
+    <w:p>
+      <w:pPr>
+        <w:pStyle w:val="NoSpacing"/>
+        <w:ind w:left="1080"/>
+      </w:pPr>
+    </w:p>
+    <w:p>
+      <w:pPr>
+        <w:pStyle w:val="NoSpacing"/>
+        <w:ind w:left="1080"/>
+      </w:pPr>
+      <w:r>
+        <w:rPr>
+          <w:noProof/>
+        </w:rPr>
+        <w:drawing>
+          <wp:inline distT="0" distB="0" distL="0" distR="0">
+            <wp:extent cx="2276793" cy="485843"/>
+            <wp:effectExtent l="0" t="0" r="0" b="9525"/>
+            <wp:docPr id="32" name="Picture 32"/>
+            <wp:cNvGraphicFramePr>
+              <a:graphicFrameLocks xmlns:a="http://schemas.openxmlformats.org/drawingml/2006/main" noChangeAspect="1"/>
+            </wp:cNvGraphicFramePr>
+            <a:graphic xmlns:a="http://schemas.openxmlformats.org/drawingml/2006/main">
+              <a:graphicData uri="http://schemas.openxmlformats.org/drawingml/2006/picture">
+                <pic:pic xmlns:pic="http://schemas.openxmlformats.org/drawingml/2006/picture">
+                  <pic:nvPicPr>
+                    <pic:cNvPr id="32" name="F84CF14.tmp"/>
+                    <pic:cNvPicPr/>
+                  </pic:nvPicPr>
+                  <pic:blipFill>
+                    <a:blip r:embed="rId36">
+                      <a:extLst>
+                        <a:ext uri="{28A0092B-C50C-407E-A947-70E740481C1C}">
+                          <a14:useLocalDpi xmlns:a14="http://schemas.microsoft.com/office/drawing/2010/main" val="0"/>
+                        </a:ext>
+                      </a:extLst>
+                    </a:blip>
+                    <a:stretch>
+                      <a:fillRect/>
+                    </a:stretch>
+                  </pic:blipFill>
+                  <pic:spPr>
+                    <a:xfrm>
+                      <a:off x="0" y="0"/>
+                      <a:ext cx="2276793" cy="485843"/>
+                    </a:xfrm>
+                    <a:prstGeom prst="rect">
+                      <a:avLst/>
+                    </a:prstGeom>
+                  </pic:spPr>
+                </pic:pic>
+              </a:graphicData>
+            </a:graphic>
+          </wp:inline>
+        </w:drawing>
+      </w:r>
+    </w:p>
+    <w:p>
+      <w:pPr>
+        <w:pStyle w:val="NoSpacing"/>
+        <w:ind w:left="1080"/>
+      </w:pPr>
+    </w:p>
+    <w:p>
+      <w:pPr>
+        <w:pStyle w:val="NoSpacing"/>
+        <w:ind w:left="1080"/>
+      </w:pPr>
+      <w:r>
+        <w:t xml:space="preserve">update </w:t>
+      </w:r>
+      <w:proofErr w:type="spellStart"/>
+      <w:r>
+        <w:t>emp_details</w:t>
+      </w:r>
+      <w:proofErr w:type="spellEnd"/>
+      <w:r>
+        <w:t xml:space="preserve"> set </w:t>
+      </w:r>
+      <w:proofErr w:type="spellStart"/>
+      <w:r>
+        <w:t>empname</w:t>
+      </w:r>
+      <w:proofErr w:type="spellEnd"/>
+      <w:r>
+        <w:t xml:space="preserve">='PABLO' where </w:t>
+      </w:r>
+      <w:proofErr w:type="spellStart"/>
+      <w:r>
+        <w:t>empid</w:t>
+      </w:r>
+      <w:proofErr w:type="spellEnd"/>
+      <w:r>
+        <w:t>=2001;</w:t>
+      </w:r>
+    </w:p>
+    <w:p>
+      <w:pPr>
+        <w:pStyle w:val="NoSpacing"/>
+        <w:ind w:left="1080"/>
+      </w:pPr>
+      <w:r>
+        <w:t xml:space="preserve">select * from </w:t>
+      </w:r>
+      <w:proofErr w:type="spellStart"/>
+      <w:r>
+        <w:t>emp_details</w:t>
+      </w:r>
+      <w:proofErr w:type="spellEnd"/>
+      <w:r>
+        <w:t>;</w:t>
+      </w:r>
+    </w:p>
+    <w:p>
+      <w:pPr>
+        <w:pStyle w:val="NoSpacing"/>
+        <w:ind w:left="1080"/>
+      </w:pPr>
+    </w:p>
+    <w:p>
+      <w:pPr>
+        <w:pStyle w:val="NoSpacing"/>
+        <w:ind w:left="1080"/>
+      </w:pPr>
+      <w:r>
+        <w:rPr>
+          <w:noProof/>
+        </w:rPr>
+        <w:drawing>
+          <wp:inline distT="0" distB="0" distL="0" distR="0">
+            <wp:extent cx="2238687" cy="447737"/>
+            <wp:effectExtent l="0" t="0" r="9525" b="9525"/>
+            <wp:docPr id="34" name="Picture 34"/>
+            <wp:cNvGraphicFramePr>
+              <a:graphicFrameLocks xmlns:a="http://schemas.openxmlformats.org/drawingml/2006/main" noChangeAspect="1"/>
+            </wp:cNvGraphicFramePr>
+            <a:graphic xmlns:a="http://schemas.openxmlformats.org/drawingml/2006/main">
+              <a:graphicData uri="http://schemas.openxmlformats.org/drawingml/2006/picture">
+                <pic:pic xmlns:pic="http://schemas.openxmlformats.org/drawingml/2006/picture">
+                  <pic:nvPicPr>
+                    <pic:cNvPr id="34" name="F84319A.tmp"/>
+                    <pic:cNvPicPr/>
+                  </pic:nvPicPr>
+                  <pic:blipFill>
+                    <a:blip r:embed="rId37">
+                      <a:extLst>
+                        <a:ext uri="{28A0092B-C50C-407E-A947-70E740481C1C}">
+                          <a14:useLocalDpi xmlns:a14="http://schemas.microsoft.com/office/drawing/2010/main" val="0"/>
+                        </a:ext>
+                      </a:extLst>
+                    </a:blip>
+                    <a:stretch>
+                      <a:fillRect/>
+                    </a:stretch>
+                  </pic:blipFill>
+                  <pic:spPr>
+                    <a:xfrm>
+                      <a:off x="0" y="0"/>
+                      <a:ext cx="2238687" cy="447737"/>
+                    </a:xfrm>
+                    <a:prstGeom prst="rect">
+                      <a:avLst/>
+                    </a:prstGeom>
+                  </pic:spPr>
+                </pic:pic>
+              </a:graphicData>
+            </a:graphic>
+          </wp:inline>
+        </w:drawing>
+      </w:r>
+    </w:p>
+    <w:p>
+      <w:pPr>
+        <w:pStyle w:val="NoSpacing"/>
+        <w:ind w:left="1080"/>
+      </w:pPr>
+    </w:p>
+    <w:p>
+      <w:pPr>
+        <w:pStyle w:val="NoSpacing"/>
+        <w:ind w:left="1080"/>
+      </w:pPr>
+      <w:r>
+        <w:t>select * from updated1;</w:t>
+      </w:r>
+    </w:p>
+    <w:p>
+      <w:pPr>
+        <w:pStyle w:val="NoSpacing"/>
+        <w:ind w:left="1080"/>
+      </w:pPr>
       <w:bookmarkStart w:id="0" w:name="_GoBack"/>
       <w:bookmarkEnd w:id="0"/>
+    </w:p>
+    <w:p>
+      <w:pPr>
+        <w:pStyle w:val="NoSpacing"/>
+        <w:ind w:left="1080"/>
+      </w:pPr>
+      <w:r>
+        <w:rPr>
+          <w:noProof/>
+        </w:rPr>
+        <w:drawing>
+          <wp:inline distT="0" distB="0" distL="0" distR="0">
+            <wp:extent cx="2286319" cy="457264"/>
+            <wp:effectExtent l="0" t="0" r="0" b="0"/>
+            <wp:docPr id="35" name="Picture 35"/>
+            <wp:cNvGraphicFramePr>
+              <a:graphicFrameLocks xmlns:a="http://schemas.openxmlformats.org/drawingml/2006/main" noChangeAspect="1"/>
+            </wp:cNvGraphicFramePr>
+            <a:graphic xmlns:a="http://schemas.openxmlformats.org/drawingml/2006/main">
+              <a:graphicData uri="http://schemas.openxmlformats.org/drawingml/2006/picture">
+                <pic:pic xmlns:pic="http://schemas.openxmlformats.org/drawingml/2006/picture">
+                  <pic:nvPicPr>
+                    <pic:cNvPr id="35" name="F84F24B.tmp"/>
+                    <pic:cNvPicPr/>
+                  </pic:nvPicPr>
+                  <pic:blipFill>
+                    <a:blip r:embed="rId38">
+                      <a:extLst>
+                        <a:ext uri="{28A0092B-C50C-407E-A947-70E740481C1C}">
+                          <a14:useLocalDpi xmlns:a14="http://schemas.microsoft.com/office/drawing/2010/main" val="0"/>
+                        </a:ext>
+                      </a:extLst>
+                    </a:blip>
+                    <a:stretch>
+                      <a:fillRect/>
+                    </a:stretch>
+                  </pic:blipFill>
+                  <pic:spPr>
+                    <a:xfrm>
+                      <a:off x="0" y="0"/>
+                      <a:ext cx="2286319" cy="457264"/>
+                    </a:xfrm>
+                    <a:prstGeom prst="rect">
+                      <a:avLst/>
+                    </a:prstGeom>
+                  </pic:spPr>
+                </pic:pic>
+              </a:graphicData>
+            </a:graphic>
+          </wp:inline>
+        </w:drawing>
+      </w:r>
+    </w:p>
+    <w:p>
+      <w:pPr>
+        <w:pStyle w:val="NoSpacing"/>
+        <w:ind w:left="1080"/>
+      </w:pPr>
+    </w:p>
+    <w:p>
+      <w:pPr>
+        <w:pStyle w:val="NoSpacing"/>
+        <w:ind w:left="1080"/>
+      </w:pPr>
+    </w:p>
+    <w:p>
+      <w:pPr>
+        <w:pStyle w:val="NoSpacing"/>
+        <w:ind w:left="1080"/>
+      </w:pPr>
     </w:p>
     <w:sectPr>
       <w:pgSz w:w="11906" w:h="16838"/>
@@ -435,6 +4131,397 @@
     </w:sectPr>
   </w:body>
 </w:document>
+</file>
+
+<file path=word/numbering.xml><?xml version="1.0" encoding="utf-8"?>
+<w:numbering xmlns:wpc="http://schemas.microsoft.com/office/word/2010/wordprocessingCanvas" xmlns:cx="http://schemas.microsoft.com/office/drawing/2014/chartex" xmlns:cx1="http://schemas.microsoft.com/office/drawing/2015/9/8/chartex" xmlns:cx2="http://schemas.microsoft.com/office/drawing/2015/10/21/chartex" xmlns:cx3="http://schemas.microsoft.com/office/drawing/2016/5/9/chartex" xmlns:cx4="http://schemas.microsoft.com/office/drawing/2016/5/10/chartex" xmlns:cx5="http://schemas.microsoft.com/office/drawing/2016/5/11/chartex" xmlns:cx6="http://schemas.microsoft.com/office/drawing/2016/5/12/chartex" xmlns:cx7="http://schemas.microsoft.com/office/drawing/2016/5/13/chartex" xmlns:cx8="http://schemas.microsoft.com/office/drawing/2016/5/14/chartex" xmlns:mc="http://schemas.openxmlformats.org/markup-compatibility/2006" xmlns:aink="http://schemas.microsoft.com/office/drawing/2016/ink" xmlns:am3d="http://schemas.microsoft.com/office/drawing/2017/model3d" xmlns:o="urn:schemas-microsoft-com:office:office" xmlns:r="http://schemas.openxmlformats.org/officeDocument/2006/relationships" xmlns:m="http://schemas.openxmlformats.org/officeDocument/2006/math" xmlns:v="urn:schemas-microsoft-com:vml" xmlns:wp14="http://schemas.microsoft.com/office/word/2010/wordprocessingDrawing" xmlns:wp="http://schemas.openxmlformats.org/drawingml/2006/wordprocessingDrawing" xmlns:w10="urn:schemas-microsoft-com:office:word" xmlns:w="http://schemas.openxmlformats.org/wordprocessingml/2006/main" xmlns:w14="http://schemas.microsoft.com/office/word/2010/wordml" xmlns:w15="http://schemas.microsoft.com/office/word/2012/wordml" xmlns:w16cid="http://schemas.microsoft.com/office/word/2016/wordml/cid" xmlns:w16se="http://schemas.microsoft.com/office/word/2015/wordml/symex" xmlns:wpg="http://schemas.microsoft.com/office/word/2010/wordprocessingGroup" xmlns:wpi="http://schemas.microsoft.com/office/word/2010/wordprocessingInk" xmlns:wne="http://schemas.microsoft.com/office/word/2006/wordml" xmlns:wps="http://schemas.microsoft.com/office/word/2010/wordprocessingShape" mc:Ignorable="w14 w15 w16se w16cid wp14">
+  <w:abstractNum w:abstractNumId="0" w15:restartNumberingAfterBreak="0">
+    <w:nsid w:val="515B4DF4"/>
+    <w:multiLevelType w:val="hybridMultilevel"/>
+    <w:tmpl w:val="8362C712"/>
+    <w:lvl w:ilvl="0" w:tplc="4009000F">
+      <w:start w:val="1"/>
+      <w:numFmt w:val="decimal"/>
+      <w:lvlText w:val="%1."/>
+      <w:lvlJc w:val="left"/>
+      <w:pPr>
+        <w:ind w:left="720" w:hanging="360"/>
+      </w:pPr>
+    </w:lvl>
+    <w:lvl w:ilvl="1" w:tplc="40090019" w:tentative="1">
+      <w:start w:val="1"/>
+      <w:numFmt w:val="lowerLetter"/>
+      <w:lvlText w:val="%2."/>
+      <w:lvlJc w:val="left"/>
+      <w:pPr>
+        <w:ind w:left="1440" w:hanging="360"/>
+      </w:pPr>
+    </w:lvl>
+    <w:lvl w:ilvl="2" w:tplc="4009001B" w:tentative="1">
+      <w:start w:val="1"/>
+      <w:numFmt w:val="lowerRoman"/>
+      <w:lvlText w:val="%3."/>
+      <w:lvlJc w:val="right"/>
+      <w:pPr>
+        <w:ind w:left="2160" w:hanging="180"/>
+      </w:pPr>
+    </w:lvl>
+    <w:lvl w:ilvl="3" w:tplc="4009000F" w:tentative="1">
+      <w:start w:val="1"/>
+      <w:numFmt w:val="decimal"/>
+      <w:lvlText w:val="%4."/>
+      <w:lvlJc w:val="left"/>
+      <w:pPr>
+        <w:ind w:left="2880" w:hanging="360"/>
+      </w:pPr>
+    </w:lvl>
+    <w:lvl w:ilvl="4" w:tplc="40090019" w:tentative="1">
+      <w:start w:val="1"/>
+      <w:numFmt w:val="lowerLetter"/>
+      <w:lvlText w:val="%5."/>
+      <w:lvlJc w:val="left"/>
+      <w:pPr>
+        <w:ind w:left="3600" w:hanging="360"/>
+      </w:pPr>
+    </w:lvl>
+    <w:lvl w:ilvl="5" w:tplc="4009001B" w:tentative="1">
+      <w:start w:val="1"/>
+      <w:numFmt w:val="lowerRoman"/>
+      <w:lvlText w:val="%6."/>
+      <w:lvlJc w:val="right"/>
+      <w:pPr>
+        <w:ind w:left="4320" w:hanging="180"/>
+      </w:pPr>
+    </w:lvl>
+    <w:lvl w:ilvl="6" w:tplc="4009000F" w:tentative="1">
+      <w:start w:val="1"/>
+      <w:numFmt w:val="decimal"/>
+      <w:lvlText w:val="%7."/>
+      <w:lvlJc w:val="left"/>
+      <w:pPr>
+        <w:ind w:left="5040" w:hanging="360"/>
+      </w:pPr>
+    </w:lvl>
+    <w:lvl w:ilvl="7" w:tplc="40090019" w:tentative="1">
+      <w:start w:val="1"/>
+      <w:numFmt w:val="lowerLetter"/>
+      <w:lvlText w:val="%8."/>
+      <w:lvlJc w:val="left"/>
+      <w:pPr>
+        <w:ind w:left="5760" w:hanging="360"/>
+      </w:pPr>
+    </w:lvl>
+    <w:lvl w:ilvl="8" w:tplc="4009001B" w:tentative="1">
+      <w:start w:val="1"/>
+      <w:numFmt w:val="lowerRoman"/>
+      <w:lvlText w:val="%9."/>
+      <w:lvlJc w:val="right"/>
+      <w:pPr>
+        <w:ind w:left="6480" w:hanging="180"/>
+      </w:pPr>
+    </w:lvl>
+  </w:abstractNum>
+  <w:abstractNum w:abstractNumId="1" w15:restartNumberingAfterBreak="0">
+    <w:nsid w:val="5A7D44D0"/>
+    <w:multiLevelType w:val="hybridMultilevel"/>
+    <w:tmpl w:val="3EE8D30E"/>
+    <w:lvl w:ilvl="0" w:tplc="4009000F">
+      <w:start w:val="1"/>
+      <w:numFmt w:val="decimal"/>
+      <w:lvlText w:val="%1."/>
+      <w:lvlJc w:val="left"/>
+      <w:pPr>
+        <w:ind w:left="720" w:hanging="360"/>
+      </w:pPr>
+    </w:lvl>
+    <w:lvl w:ilvl="1" w:tplc="40090019" w:tentative="1">
+      <w:start w:val="1"/>
+      <w:numFmt w:val="lowerLetter"/>
+      <w:lvlText w:val="%2."/>
+      <w:lvlJc w:val="left"/>
+      <w:pPr>
+        <w:ind w:left="1440" w:hanging="360"/>
+      </w:pPr>
+    </w:lvl>
+    <w:lvl w:ilvl="2" w:tplc="4009001B" w:tentative="1">
+      <w:start w:val="1"/>
+      <w:numFmt w:val="lowerRoman"/>
+      <w:lvlText w:val="%3."/>
+      <w:lvlJc w:val="right"/>
+      <w:pPr>
+        <w:ind w:left="2160" w:hanging="180"/>
+      </w:pPr>
+    </w:lvl>
+    <w:lvl w:ilvl="3" w:tplc="4009000F" w:tentative="1">
+      <w:start w:val="1"/>
+      <w:numFmt w:val="decimal"/>
+      <w:lvlText w:val="%4."/>
+      <w:lvlJc w:val="left"/>
+      <w:pPr>
+        <w:ind w:left="2880" w:hanging="360"/>
+      </w:pPr>
+    </w:lvl>
+    <w:lvl w:ilvl="4" w:tplc="40090019" w:tentative="1">
+      <w:start w:val="1"/>
+      <w:numFmt w:val="lowerLetter"/>
+      <w:lvlText w:val="%5."/>
+      <w:lvlJc w:val="left"/>
+      <w:pPr>
+        <w:ind w:left="3600" w:hanging="360"/>
+      </w:pPr>
+    </w:lvl>
+    <w:lvl w:ilvl="5" w:tplc="4009001B" w:tentative="1">
+      <w:start w:val="1"/>
+      <w:numFmt w:val="lowerRoman"/>
+      <w:lvlText w:val="%6."/>
+      <w:lvlJc w:val="right"/>
+      <w:pPr>
+        <w:ind w:left="4320" w:hanging="180"/>
+      </w:pPr>
+    </w:lvl>
+    <w:lvl w:ilvl="6" w:tplc="4009000F" w:tentative="1">
+      <w:start w:val="1"/>
+      <w:numFmt w:val="decimal"/>
+      <w:lvlText w:val="%7."/>
+      <w:lvlJc w:val="left"/>
+      <w:pPr>
+        <w:ind w:left="5040" w:hanging="360"/>
+      </w:pPr>
+    </w:lvl>
+    <w:lvl w:ilvl="7" w:tplc="40090019" w:tentative="1">
+      <w:start w:val="1"/>
+      <w:numFmt w:val="lowerLetter"/>
+      <w:lvlText w:val="%8."/>
+      <w:lvlJc w:val="left"/>
+      <w:pPr>
+        <w:ind w:left="5760" w:hanging="360"/>
+      </w:pPr>
+    </w:lvl>
+    <w:lvl w:ilvl="8" w:tplc="4009001B" w:tentative="1">
+      <w:start w:val="1"/>
+      <w:numFmt w:val="lowerRoman"/>
+      <w:lvlText w:val="%9."/>
+      <w:lvlJc w:val="right"/>
+      <w:pPr>
+        <w:ind w:left="6480" w:hanging="180"/>
+      </w:pPr>
+    </w:lvl>
+  </w:abstractNum>
+  <w:abstractNum w:abstractNumId="2" w15:restartNumberingAfterBreak="0">
+    <w:nsid w:val="5B953878"/>
+    <w:multiLevelType w:val="hybridMultilevel"/>
+    <w:tmpl w:val="0F7C55AA"/>
+    <w:lvl w:ilvl="0" w:tplc="40090001">
+      <w:start w:val="1"/>
+      <w:numFmt w:val="bullet"/>
+      <w:lvlText w:val=""/>
+      <w:lvlJc w:val="left"/>
+      <w:pPr>
+        <w:ind w:left="1440" w:hanging="360"/>
+      </w:pPr>
+      <w:rPr>
+        <w:rFonts w:ascii="Symbol" w:hAnsi="Symbol" w:hint="default"/>
+      </w:rPr>
+    </w:lvl>
+    <w:lvl w:ilvl="1" w:tplc="40090003" w:tentative="1">
+      <w:start w:val="1"/>
+      <w:numFmt w:val="bullet"/>
+      <w:lvlText w:val="o"/>
+      <w:lvlJc w:val="left"/>
+      <w:pPr>
+        <w:ind w:left="2160" w:hanging="360"/>
+      </w:pPr>
+      <w:rPr>
+        <w:rFonts w:ascii="Courier New" w:hAnsi="Courier New" w:cs="Courier New" w:hint="default"/>
+      </w:rPr>
+    </w:lvl>
+    <w:lvl w:ilvl="2" w:tplc="40090005" w:tentative="1">
+      <w:start w:val="1"/>
+      <w:numFmt w:val="bullet"/>
+      <w:lvlText w:val=""/>
+      <w:lvlJc w:val="left"/>
+      <w:pPr>
+        <w:ind w:left="2880" w:hanging="360"/>
+      </w:pPr>
+      <w:rPr>
+        <w:rFonts w:ascii="Wingdings" w:hAnsi="Wingdings" w:hint="default"/>
+      </w:rPr>
+    </w:lvl>
+    <w:lvl w:ilvl="3" w:tplc="40090001" w:tentative="1">
+      <w:start w:val="1"/>
+      <w:numFmt w:val="bullet"/>
+      <w:lvlText w:val=""/>
+      <w:lvlJc w:val="left"/>
+      <w:pPr>
+        <w:ind w:left="3600" w:hanging="360"/>
+      </w:pPr>
+      <w:rPr>
+        <w:rFonts w:ascii="Symbol" w:hAnsi="Symbol" w:hint="default"/>
+      </w:rPr>
+    </w:lvl>
+    <w:lvl w:ilvl="4" w:tplc="40090003" w:tentative="1">
+      <w:start w:val="1"/>
+      <w:numFmt w:val="bullet"/>
+      <w:lvlText w:val="o"/>
+      <w:lvlJc w:val="left"/>
+      <w:pPr>
+        <w:ind w:left="4320" w:hanging="360"/>
+      </w:pPr>
+      <w:rPr>
+        <w:rFonts w:ascii="Courier New" w:hAnsi="Courier New" w:cs="Courier New" w:hint="default"/>
+      </w:rPr>
+    </w:lvl>
+    <w:lvl w:ilvl="5" w:tplc="40090005" w:tentative="1">
+      <w:start w:val="1"/>
+      <w:numFmt w:val="bullet"/>
+      <w:lvlText w:val=""/>
+      <w:lvlJc w:val="left"/>
+      <w:pPr>
+        <w:ind w:left="5040" w:hanging="360"/>
+      </w:pPr>
+      <w:rPr>
+        <w:rFonts w:ascii="Wingdings" w:hAnsi="Wingdings" w:hint="default"/>
+      </w:rPr>
+    </w:lvl>
+    <w:lvl w:ilvl="6" w:tplc="40090001" w:tentative="1">
+      <w:start w:val="1"/>
+      <w:numFmt w:val="bullet"/>
+      <w:lvlText w:val=""/>
+      <w:lvlJc w:val="left"/>
+      <w:pPr>
+        <w:ind w:left="5760" w:hanging="360"/>
+      </w:pPr>
+      <w:rPr>
+        <w:rFonts w:ascii="Symbol" w:hAnsi="Symbol" w:hint="default"/>
+      </w:rPr>
+    </w:lvl>
+    <w:lvl w:ilvl="7" w:tplc="40090003" w:tentative="1">
+      <w:start w:val="1"/>
+      <w:numFmt w:val="bullet"/>
+      <w:lvlText w:val="o"/>
+      <w:lvlJc w:val="left"/>
+      <w:pPr>
+        <w:ind w:left="6480" w:hanging="360"/>
+      </w:pPr>
+      <w:rPr>
+        <w:rFonts w:ascii="Courier New" w:hAnsi="Courier New" w:cs="Courier New" w:hint="default"/>
+      </w:rPr>
+    </w:lvl>
+    <w:lvl w:ilvl="8" w:tplc="40090005" w:tentative="1">
+      <w:start w:val="1"/>
+      <w:numFmt w:val="bullet"/>
+      <w:lvlText w:val=""/>
+      <w:lvlJc w:val="left"/>
+      <w:pPr>
+        <w:ind w:left="7200" w:hanging="360"/>
+      </w:pPr>
+      <w:rPr>
+        <w:rFonts w:ascii="Wingdings" w:hAnsi="Wingdings" w:hint="default"/>
+      </w:rPr>
+    </w:lvl>
+  </w:abstractNum>
+  <w:abstractNum w:abstractNumId="3" w15:restartNumberingAfterBreak="0">
+    <w:nsid w:val="7E183C0A"/>
+    <w:multiLevelType w:val="hybridMultilevel"/>
+    <w:tmpl w:val="50DCA06E"/>
+    <w:lvl w:ilvl="0" w:tplc="13E0EB38">
+      <w:start w:val="1"/>
+      <w:numFmt w:val="decimal"/>
+      <w:lvlText w:val="%1)"/>
+      <w:lvlJc w:val="left"/>
+      <w:pPr>
+        <w:ind w:left="1080" w:hanging="360"/>
+      </w:pPr>
+      <w:rPr>
+        <w:rFonts w:hint="default"/>
+      </w:rPr>
+    </w:lvl>
+    <w:lvl w:ilvl="1" w:tplc="40090019" w:tentative="1">
+      <w:start w:val="1"/>
+      <w:numFmt w:val="lowerLetter"/>
+      <w:lvlText w:val="%2."/>
+      <w:lvlJc w:val="left"/>
+      <w:pPr>
+        <w:ind w:left="1800" w:hanging="360"/>
+      </w:pPr>
+    </w:lvl>
+    <w:lvl w:ilvl="2" w:tplc="4009001B" w:tentative="1">
+      <w:start w:val="1"/>
+      <w:numFmt w:val="lowerRoman"/>
+      <w:lvlText w:val="%3."/>
+      <w:lvlJc w:val="right"/>
+      <w:pPr>
+        <w:ind w:left="2520" w:hanging="180"/>
+      </w:pPr>
+    </w:lvl>
+    <w:lvl w:ilvl="3" w:tplc="4009000F" w:tentative="1">
+      <w:start w:val="1"/>
+      <w:numFmt w:val="decimal"/>
+      <w:lvlText w:val="%4."/>
+      <w:lvlJc w:val="left"/>
+      <w:pPr>
+        <w:ind w:left="3240" w:hanging="360"/>
+      </w:pPr>
+    </w:lvl>
+    <w:lvl w:ilvl="4" w:tplc="40090019" w:tentative="1">
+      <w:start w:val="1"/>
+      <w:numFmt w:val="lowerLetter"/>
+      <w:lvlText w:val="%5."/>
+      <w:lvlJc w:val="left"/>
+      <w:pPr>
+        <w:ind w:left="3960" w:hanging="360"/>
+      </w:pPr>
+    </w:lvl>
+    <w:lvl w:ilvl="5" w:tplc="4009001B" w:tentative="1">
+      <w:start w:val="1"/>
+      <w:numFmt w:val="lowerRoman"/>
+      <w:lvlText w:val="%6."/>
+      <w:lvlJc w:val="right"/>
+      <w:pPr>
+        <w:ind w:left="4680" w:hanging="180"/>
+      </w:pPr>
+    </w:lvl>
+    <w:lvl w:ilvl="6" w:tplc="4009000F" w:tentative="1">
+      <w:start w:val="1"/>
+      <w:numFmt w:val="decimal"/>
+      <w:lvlText w:val="%7."/>
+      <w:lvlJc w:val="left"/>
+      <w:pPr>
+        <w:ind w:left="5400" w:hanging="360"/>
+      </w:pPr>
+    </w:lvl>
+    <w:lvl w:ilvl="7" w:tplc="40090019" w:tentative="1">
+      <w:start w:val="1"/>
+      <w:numFmt w:val="lowerLetter"/>
+      <w:lvlText w:val="%8."/>
+      <w:lvlJc w:val="left"/>
+      <w:pPr>
+        <w:ind w:left="6120" w:hanging="360"/>
+      </w:pPr>
+    </w:lvl>
+    <w:lvl w:ilvl="8" w:tplc="4009001B" w:tentative="1">
+      <w:start w:val="1"/>
+      <w:numFmt w:val="lowerRoman"/>
+      <w:lvlText w:val="%9."/>
+      <w:lvlJc w:val="right"/>
+      <w:pPr>
+        <w:ind w:left="6840" w:hanging="180"/>
+      </w:pPr>
+    </w:lvl>
+  </w:abstractNum>
+  <w:num w:numId="1">
+    <w:abstractNumId w:val="1"/>
+  </w:num>
+  <w:num w:numId="2">
+    <w:abstractNumId w:val="0"/>
+  </w:num>
+  <w:num w:numId="3">
+    <w:abstractNumId w:val="2"/>
+  </w:num>
+  <w:num w:numId="4">
+    <w:abstractNumId w:val="3"/>
+  </w:num>
+</w:numbering>
 </file>
 
 <file path=word/styles.xml><?xml version="1.0" encoding="utf-8"?>
@@ -871,6 +4958,23 @@
       <w:spacing w:after="0" w:line="240" w:lineRule="auto"/>
     </w:pPr>
   </w:style>
+  <w:style w:type="paragraph" w:styleId="NormalWeb">
+    <w:name w:val="Normal (Web)"/>
+    <w:basedOn w:val="Normal"/>
+    <w:uiPriority w:val="99"/>
+    <w:semiHidden/>
+    <w:unhideWhenUsed/>
+    <w:rsid w:val="00CA53D2"/>
+    <w:pPr>
+      <w:spacing w:before="100" w:beforeAutospacing="1" w:after="100" w:afterAutospacing="1" w:line="240" w:lineRule="auto"/>
+    </w:pPr>
+    <w:rPr>
+      <w:rFonts w:ascii="Times New Roman" w:eastAsia="Times New Roman" w:hAnsi="Times New Roman" w:cs="Times New Roman"/>
+      <w:sz w:val="24"/>
+      <w:szCs w:val="24"/>
+      <w:lang w:eastAsia="en-IN"/>
+    </w:rPr>
+  </w:style>
 </w:styles>
 </file>
 
@@ -1167,4 +5271,22 @@
     </a:ext>
   </a:extLst>
 </a:theme>
+</file>
+
+<file path=word/webextensions/taskpanes.xml><?xml version="1.0" encoding="utf-8"?>
+<wetp:taskpanes xmlns:wetp="http://schemas.microsoft.com/office/webextensions/taskpanes/2010/11">
+  <wetp:taskpane dockstate="right" visibility="0" width="350" row="0">
+    <wetp:webextensionref xmlns:r="http://schemas.openxmlformats.org/officeDocument/2006/relationships" r:id="rId1"/>
+  </wetp:taskpane>
+</wetp:taskpanes>
+</file>
+
+<file path=word/webextensions/webextension1.xml><?xml version="1.0" encoding="utf-8"?>
+<we:webextension xmlns:we="http://schemas.microsoft.com/office/webextensions/webextension/2010/11" id="{11D35E14-CC3B-432B-92EE-D4D7C40B77BC}">
+  <we:reference id="wa104099688" version="1.3.0.0" store="en-US" storeType="OMEX"/>
+  <we:alternateReferences/>
+  <we:properties/>
+  <we:bindings/>
+  <we:snapshot xmlns:r="http://schemas.openxmlformats.org/officeDocument/2006/relationships"/>
+</we:webextension>
 </file>